--- a/02_Student/Student_Workbook.docx
+++ b/02_Student/Student_Workbook.docx
@@ -12,17 +12,7 @@
     </w:p>
     <w:p>
       <w:r>
-        <w:t>Eight sessions of building, coding, and testing at the YMCA</w:t>
-      </w:r>
-    </w:p>
-    <w:p>
-      <w:r>
-        <w:t>Student ID __________________    Pair ID __________________</w:t>
-      </w:r>
-    </w:p>
-    <w:p>
-      <w:r>
-        <w:t>A robot learns nothing from a guess unless we test it. In this club you will predict what a short program does, run it, record what happened, and change one thing. Your explanations matter as much as a successful robot run.</w:t>
+        <w:t>Build something, test a robot and explain what you noticed. Four teams of three share two robots. Keep your own ideas and let each teammate try every job.</w:t>
       </w:r>
     </w:p>
     <w:p>
@@ -30,12 +20,12 @@
         <w:pStyle w:val="Heading2"/>
       </w:pPr>
       <w:r>
-        <w:t>Our working agreement</w:t>
+        <w:t>Robot jobs</w:t>
       </w:r>
     </w:p>
     <w:p>
       <w:r>
-        <w:t>We share the keyboard and robot. We ask before starting a run. We keep hands clear of moving parts. We treat a surprising result as a reason to investigate. We leave another pair’s program and attachment ready for them.</w:t>
+        <w:t>Driver: edit and start after the lane is clear. Navigator: predict, place the stopped robot and reset its payload. Observer: watch, measure and record one number, tick or phrase. Keep hands away while the robot moves.</w:t>
       </w:r>
     </w:p>
     <w:p>
@@ -43,12 +33,12 @@
         <w:pStyle w:val="Heading2"/>
       </w:pPr>
       <w:r>
-        <w:t>Our two roles</w:t>
+        <w:t>Build jobs</w:t>
       </w:r>
     </w:p>
     <w:p>
       <w:r>
-        <w:t>The driver edits and starts the program. The navigator reads the plan, checks the lane, and records observations. Both people suggest ideas. Swap when your mentor announces it.</w:t>
+        <w:t>Builder connects pieces. Designer finds parts and checks the plan. Tester tries the model and suggests one improvement. Everyone builds. Switch jobs when your mentor calls time.</w:t>
       </w:r>
     </w:p>
     <w:p>
@@ -56,47 +46,17 @@
         <w:pStyle w:val="Heading2"/>
       </w:pPr>
       <w:r>
-        <w:t>A test worth recording</w:t>
+        <w:t>Our agreement</w:t>
       </w:r>
     </w:p>
     <w:p>
       <w:r>
-        <w:t>Write what you changed, what you predicted, what you observed, and what you would try next. Use centimeters for travel and millimeters for distance-sensor gaps. Wheel degrees describe how far a wheel turns.</w:t>
+        <w:t>We ask before Run, respect the lane, share the parts and controls, and stop when something is wrong. A surprising result gives us a new question. Our models stay in labeled team trays.</w:t>
       </w:r>
     </w:p>
     <w:p>
       <w:r>
-        <w:t>Something I would like a community robot to help with</w:t>
-      </w:r>
-    </w:p>
-    <w:p>
-      <w:r>
-        <w:t>________________________________________________________________________</w:t>
-      </w:r>
-    </w:p>
-    <w:p>
-      <w:r>
-        <w:t>________________________________________________________________________</w:t>
-      </w:r>
-    </w:p>
-    <w:p>
-      <w:r>
-        <w:t>________________________________________________________________________</w:t>
-      </w:r>
-    </w:p>
-    <w:p>
-      <w:r>
-        <w:t>Something I would like to learn</w:t>
-      </w:r>
-    </w:p>
-    <w:p>
-      <w:r>
-        <w:t>________________________________________________________________________</w:t>
-      </w:r>
-    </w:p>
-    <w:p>
-      <w:r>
-        <w:t>________________________________________________________________________</w:t>
+        <w:t>Team ID __________    Student IDs A ______ B ______ C ______</w:t>
       </w:r>
     </w:p>
     <w:p>
@@ -114,12 +74,12 @@
     </w:p>
     <w:p>
       <w:r>
-        <w:t>Student ID __________________    Date __________________</w:t>
+        <w:t>Student ID __________    Date __________</w:t>
       </w:r>
     </w:p>
     <w:p>
       <w:r>
-        <w:t>Answer on your own. It is fine to write “not sure.” These questions help us choose useful teaching activities.</w:t>
+        <w:t>Answer on your own before the first demonstration. “Not sure” is fine. Your mentor may read a question without giving an answer.</w:t>
       </w:r>
     </w:p>
     <w:p>
@@ -131,6 +91,11 @@
       </w:r>
       <w:r>
         <w:t>A recipe says: show Y, drive, show D. Which action happens second?</w:t>
+      </w:r>
+    </w:p>
+    <w:p>
+      <w:r>
+        <w:t>________________________________________________________________________</w:t>
       </w:r>
     </w:p>
     <w:p>
@@ -156,6 +121,11 @@
     </w:p>
     <w:p>
       <w:r>
+        <w:t>________________________________________________________________________</w:t>
+      </w:r>
+    </w:p>
+    <w:p>
+      <w:r>
         <w:rPr>
           <w:b/>
         </w:rPr>
@@ -163,6 +133,11 @@
       </w:r>
       <w:r>
         <w:t>A loop repeats drive then turn three times. How many drive actions happen?</w:t>
+      </w:r>
+    </w:p>
+    <w:p>
+      <w:r>
+        <w:t>________________________________________________________________________</w:t>
       </w:r>
     </w:p>
     <w:p>
@@ -188,17 +163,17 @@
     </w:p>
     <w:p>
       <w:r>
-        <w:t>I can explain how a robot program works. Circle one: 1 Not yet   2 A little   3 With help   4 Mostly   5 Confidently</w:t>
+        <w:t>________________________________________________________________________</w:t>
       </w:r>
     </w:p>
     <w:p>
       <w:r>
-        <w:t>I would like to try more robotics. Circle one: Yes / Maybe / No / Prefer not to answer</w:t>
+        <w:t>I can explain a robot program: 1 Not yet / 2 A little / 3 With help / 4 Mostly / 5 Confidently</w:t>
       </w:r>
     </w:p>
     <w:p>
       <w:r>
-        <w:t>I have programmed before. Circle one: Never / A few times / Often</w:t>
+        <w:t>More robotics? Yes / Maybe / No / Prefer not to answer. Programmed before? Never / A few times / Often</w:t>
       </w:r>
     </w:p>
     <w:p>
@@ -216,7 +191,7 @@
     </w:p>
     <w:p>
       <w:r>
-        <w:t>Pair ID __________  Student IDs __________  Date __________</w:t>
+        <w:t>Team ID ____    Student IDs A ____ B ____ C ____    Date __________</w:t>
       </w:r>
     </w:p>
     <w:p>
@@ -224,7 +199,7 @@
         <w:rPr>
           <w:b/>
         </w:rPr>
-        <w:t xml:space="preserve">Our challenge </w:t>
+        <w:t xml:space="preserve">Robot challenge </w:t>
       </w:r>
       <w:r>
         <w:t>A robot welcome signal</w:t>
@@ -232,15 +207,10 @@
     </w:p>
     <w:p>
       <w:r>
-        <w:t>Predict first. Change one thing in the recipe or design. Test during your robot turn. Swap roles and record what happened. Use your final five-minute turn to try one improvement.</w:t>
-      </w:r>
-    </w:p>
-    <w:p>
-      <w:r>
         <w:rPr>
           <w:b/>
         </w:rPr>
-        <w:t xml:space="preserve">Think before running </w:t>
+        <w:t xml:space="preserve">Predict together </w:t>
       </w:r>
       <w:r>
         <w:t>Number these actions in run order: drive, show Y, wait. What changes if the first and last lines trade places?</w:t>
@@ -248,7 +218,7 @@
     </w:p>
     <w:p>
       <w:r>
-        <w:t>________________________________________________________________________</w:t>
+        <w:t>Our prediction ________________________________________________________</w:t>
       </w:r>
     </w:p>
     <w:p>
@@ -281,7 +251,7 @@
     </w:p>
     <w:p>
       <w:r>
-        <w:t>This is a reading card. Your mentor supplies the full runnable project.</w:t>
+        <w:t>Read this fragment. Use the full project supplied by your mentor.</w:t>
       </w:r>
     </w:p>
     <w:tbl>
@@ -292,10 +262,10 @@
         <w:tblLook w:firstColumn="1" w:firstRow="1" w:lastColumn="0" w:lastRow="0" w:noHBand="0" w:noVBand="1" w:val="04A0"/>
       </w:tblPr>
       <w:tblGrid>
-        <w:gridCol w:w="720"/>
-        <w:gridCol w:w="3024"/>
-        <w:gridCol w:w="3096"/>
-        <w:gridCol w:w="3341"/>
+        <w:gridCol w:w="648"/>
+        <w:gridCol w:w="2736"/>
+        <w:gridCol w:w="3168"/>
+        <w:gridCol w:w="3629"/>
       </w:tblGrid>
       <w:tr>
         <w:trPr>
@@ -304,7 +274,7 @@
         </w:trPr>
         <w:tc>
           <w:tcPr>
-            <w:tcW w:type="dxa" w:w="720"/>
+            <w:tcW w:type="dxa" w:w="648"/>
             <w:vAlign w:val="center"/>
             <w:shd w:fill="243E50"/>
             <w:tcBorders>
@@ -330,13 +300,13 @@
                 <w:color w:val="FFFFFF"/>
                 <w:sz w:val="18"/>
               </w:rPr>
-              <w:t>Trial</w:t>
+              <w:t>Run</w:t>
             </w:r>
           </w:p>
         </w:tc>
         <w:tc>
           <w:tcPr>
-            <w:tcW w:type="dxa" w:w="3024"/>
+            <w:tcW w:type="dxa" w:w="2736"/>
             <w:vAlign w:val="center"/>
             <w:shd w:fill="243E50"/>
             <w:tcBorders>
@@ -362,13 +332,13 @@
                 <w:color w:val="FFFFFF"/>
                 <w:sz w:val="18"/>
               </w:rPr>
-              <w:t>What we changed</w:t>
+              <w:t>One change</w:t>
             </w:r>
           </w:p>
         </w:tc>
         <w:tc>
           <w:tcPr>
-            <w:tcW w:type="dxa" w:w="3096"/>
+            <w:tcW w:type="dxa" w:w="3168"/>
             <w:vAlign w:val="center"/>
             <w:shd w:fill="243E50"/>
             <w:tcBorders>
@@ -394,13 +364,13 @@
                 <w:color w:val="FFFFFF"/>
                 <w:sz w:val="18"/>
               </w:rPr>
-              <w:t>Our prediction</w:t>
+              <w:t>Prediction</w:t>
             </w:r>
           </w:p>
         </w:tc>
         <w:tc>
           <w:tcPr>
-            <w:tcW w:type="dxa" w:w="3341"/>
+            <w:tcW w:type="dxa" w:w="3629"/>
             <w:vAlign w:val="center"/>
             <w:shd w:fill="243E50"/>
             <w:tcBorders>
@@ -438,7 +408,7 @@
         </w:trPr>
         <w:tc>
           <w:tcPr>
-            <w:tcW w:type="dxa" w:w="720"/>
+            <w:tcW w:type="dxa" w:w="648"/>
             <w:vAlign w:val="center"/>
             <w:shd w:fill="FFFFFF"/>
             <w:tcBorders>
@@ -468,7 +438,7 @@
         </w:tc>
         <w:tc>
           <w:tcPr>
-            <w:tcW w:type="dxa" w:w="3024"/>
+            <w:tcW w:type="dxa" w:w="2736"/>
             <w:vAlign w:val="center"/>
             <w:shd w:fill="FFFFFF"/>
             <w:tcBorders>
@@ -497,7 +467,7 @@
         </w:tc>
         <w:tc>
           <w:tcPr>
-            <w:tcW w:type="dxa" w:w="3096"/>
+            <w:tcW w:type="dxa" w:w="3168"/>
             <w:vAlign w:val="center"/>
             <w:shd w:fill="FFFFFF"/>
             <w:tcBorders>
@@ -526,7 +496,7 @@
         </w:tc>
         <w:tc>
           <w:tcPr>
-            <w:tcW w:type="dxa" w:w="3341"/>
+            <w:tcW w:type="dxa" w:w="3629"/>
             <w:vAlign w:val="center"/>
             <w:shd w:fill="FFFFFF"/>
             <w:tcBorders>
@@ -561,7 +531,7 @@
         </w:trPr>
         <w:tc>
           <w:tcPr>
-            <w:tcW w:type="dxa" w:w="720"/>
+            <w:tcW w:type="dxa" w:w="648"/>
             <w:vAlign w:val="center"/>
             <w:shd w:fill="F2F5F6"/>
             <w:tcBorders>
@@ -591,7 +561,7 @@
         </w:tc>
         <w:tc>
           <w:tcPr>
-            <w:tcW w:type="dxa" w:w="3024"/>
+            <w:tcW w:type="dxa" w:w="2736"/>
             <w:vAlign w:val="center"/>
             <w:shd w:fill="F2F5F6"/>
             <w:tcBorders>
@@ -620,7 +590,7 @@
         </w:tc>
         <w:tc>
           <w:tcPr>
-            <w:tcW w:type="dxa" w:w="3096"/>
+            <w:tcW w:type="dxa" w:w="3168"/>
             <w:vAlign w:val="center"/>
             <w:shd w:fill="F2F5F6"/>
             <w:tcBorders>
@@ -649,7 +619,7 @@
         </w:tc>
         <w:tc>
           <w:tcPr>
-            <w:tcW w:type="dxa" w:w="3341"/>
+            <w:tcW w:type="dxa" w:w="3629"/>
             <w:vAlign w:val="center"/>
             <w:shd w:fill="F2F5F6"/>
             <w:tcBorders>
@@ -684,7 +654,7 @@
         </w:trPr>
         <w:tc>
           <w:tcPr>
-            <w:tcW w:type="dxa" w:w="720"/>
+            <w:tcW w:type="dxa" w:w="648"/>
             <w:vAlign w:val="center"/>
             <w:shd w:fill="FFFFFF"/>
             <w:tcBorders>
@@ -714,7 +684,7 @@
         </w:tc>
         <w:tc>
           <w:tcPr>
-            <w:tcW w:type="dxa" w:w="3024"/>
+            <w:tcW w:type="dxa" w:w="2736"/>
             <w:vAlign w:val="center"/>
             <w:shd w:fill="FFFFFF"/>
             <w:tcBorders>
@@ -743,7 +713,7 @@
         </w:tc>
         <w:tc>
           <w:tcPr>
-            <w:tcW w:type="dxa" w:w="3096"/>
+            <w:tcW w:type="dxa" w:w="3168"/>
             <w:vAlign w:val="center"/>
             <w:shd w:fill="FFFFFF"/>
             <w:tcBorders>
@@ -772,7 +742,7 @@
         </w:tc>
         <w:tc>
           <w:tcPr>
-            <w:tcW w:type="dxa" w:w="3341"/>
+            <w:tcW w:type="dxa" w:w="3629"/>
             <w:vAlign w:val="center"/>
             <w:shd w:fill="FFFFFF"/>
             <w:tcBorders>
@@ -811,25 +781,30 @@
         <w:rPr>
           <w:b/>
         </w:rPr>
-        <w:t xml:space="preserve">My explanation </w:t>
+        <w:t xml:space="preserve">Build </w:t>
       </w:r>
       <w:r>
-        <w:t>Which line caused the robot to move? What would happen if the signal line came last?</w:t>
+        <w:t>A removable robot mascot</w:t>
       </w:r>
     </w:p>
     <w:p>
       <w:r>
-        <w:t>________________________________________________________________________</w:t>
+        <w:t>Hand-test result __________  One change we made __________________________</w:t>
       </w:r>
     </w:p>
     <w:p>
       <w:r>
-        <w:t>________________________________________________________________________</w:t>
+        <w:t>Driver turns: A [ ] B [ ] C [ ]    Each child handled and observed: [ ]</w:t>
       </w:r>
     </w:p>
     <w:p>
       <w:r>
-        <w:t>Driver turns completed: Student A □   Student B □    Saved as __________________</w:t>
+        <w:t>Share aloud: What did you learn about instruction order? What did you notice when the robot ran?</w:t>
+      </w:r>
+    </w:p>
+    <w:p>
+      <w:r>
+        <w:t>Next idea ______________________    Saved as ____________________________</w:t>
       </w:r>
     </w:p>
     <w:p>
@@ -847,7 +822,7 @@
     </w:p>
     <w:p>
       <w:r>
-        <w:t>Pair ID __________  Student IDs __________  Date __________</w:t>
+        <w:t>Team ID ____    Student IDs A ____ B ____ C ____    Date __________</w:t>
       </w:r>
     </w:p>
     <w:p>
@@ -855,7 +830,7 @@
         <w:rPr>
           <w:b/>
         </w:rPr>
-        <w:t xml:space="preserve">Our challenge </w:t>
+        <w:t xml:space="preserve">Robot challenge </w:t>
       </w:r>
       <w:r>
         <w:t>A 40 cm delivery</w:t>
@@ -863,15 +838,10 @@
     </w:p>
     <w:p>
       <w:r>
-        <w:t>Predict first. Change one thing in the recipe or design. Test during your robot turn. Swap roles and record what happened. Use your final five-minute turn to try one improvement.</w:t>
-      </w:r>
-    </w:p>
-    <w:p>
-      <w:r>
         <w:rPr>
           <w:b/>
         </w:rPr>
-        <w:t xml:space="preserve">Think before running </w:t>
+        <w:t xml:space="preserve">Predict together </w:t>
       </w:r>
       <w:r>
         <w:t>If 180 wheel degrees travels about 9 cm on our floor, what might 360 do? Mark this as a prediction, not a promise.</w:t>
@@ -879,7 +849,7 @@
     </w:p>
     <w:p>
       <w:r>
-        <w:t>________________________________________________________________________</w:t>
+        <w:t>Our prediction ________________________________________________________</w:t>
       </w:r>
     </w:p>
     <w:p>
@@ -912,7 +882,7 @@
     </w:p>
     <w:p>
       <w:r>
-        <w:t>This is a reading card. Your mentor supplies the full runnable project.</w:t>
+        <w:t>Read this fragment. Use the full project supplied by your mentor.</w:t>
       </w:r>
     </w:p>
     <w:tbl>
@@ -923,10 +893,10 @@
         <w:tblLook w:firstColumn="1" w:firstRow="1" w:lastColumn="0" w:lastRow="0" w:noHBand="0" w:noVBand="1" w:val="04A0"/>
       </w:tblPr>
       <w:tblGrid>
-        <w:gridCol w:w="720"/>
-        <w:gridCol w:w="3024"/>
-        <w:gridCol w:w="3096"/>
-        <w:gridCol w:w="3341"/>
+        <w:gridCol w:w="648"/>
+        <w:gridCol w:w="2736"/>
+        <w:gridCol w:w="3168"/>
+        <w:gridCol w:w="3629"/>
       </w:tblGrid>
       <w:tr>
         <w:trPr>
@@ -935,7 +905,7 @@
         </w:trPr>
         <w:tc>
           <w:tcPr>
-            <w:tcW w:type="dxa" w:w="720"/>
+            <w:tcW w:type="dxa" w:w="648"/>
             <w:vAlign w:val="center"/>
             <w:shd w:fill="243E50"/>
             <w:tcBorders>
@@ -961,13 +931,13 @@
                 <w:color w:val="FFFFFF"/>
                 <w:sz w:val="18"/>
               </w:rPr>
-              <w:t>Trial</w:t>
+              <w:t>Run</w:t>
             </w:r>
           </w:p>
         </w:tc>
         <w:tc>
           <w:tcPr>
-            <w:tcW w:type="dxa" w:w="3024"/>
+            <w:tcW w:type="dxa" w:w="2736"/>
             <w:vAlign w:val="center"/>
             <w:shd w:fill="243E50"/>
             <w:tcBorders>
@@ -993,13 +963,13 @@
                 <w:color w:val="FFFFFF"/>
                 <w:sz w:val="18"/>
               </w:rPr>
-              <w:t>What we changed</w:t>
+              <w:t>One change</w:t>
             </w:r>
           </w:p>
         </w:tc>
         <w:tc>
           <w:tcPr>
-            <w:tcW w:type="dxa" w:w="3096"/>
+            <w:tcW w:type="dxa" w:w="3168"/>
             <w:vAlign w:val="center"/>
             <w:shd w:fill="243E50"/>
             <w:tcBorders>
@@ -1025,13 +995,13 @@
                 <w:color w:val="FFFFFF"/>
                 <w:sz w:val="18"/>
               </w:rPr>
-              <w:t>Our prediction</w:t>
+              <w:t>Prediction</w:t>
             </w:r>
           </w:p>
         </w:tc>
         <w:tc>
           <w:tcPr>
-            <w:tcW w:type="dxa" w:w="3341"/>
+            <w:tcW w:type="dxa" w:w="3629"/>
             <w:vAlign w:val="center"/>
             <w:shd w:fill="243E50"/>
             <w:tcBorders>
@@ -1069,7 +1039,7 @@
         </w:trPr>
         <w:tc>
           <w:tcPr>
-            <w:tcW w:type="dxa" w:w="720"/>
+            <w:tcW w:type="dxa" w:w="648"/>
             <w:vAlign w:val="center"/>
             <w:shd w:fill="FFFFFF"/>
             <w:tcBorders>
@@ -1099,7 +1069,7 @@
         </w:tc>
         <w:tc>
           <w:tcPr>
-            <w:tcW w:type="dxa" w:w="3024"/>
+            <w:tcW w:type="dxa" w:w="2736"/>
             <w:vAlign w:val="center"/>
             <w:shd w:fill="FFFFFF"/>
             <w:tcBorders>
@@ -1128,7 +1098,7 @@
         </w:tc>
         <w:tc>
           <w:tcPr>
-            <w:tcW w:type="dxa" w:w="3096"/>
+            <w:tcW w:type="dxa" w:w="3168"/>
             <w:vAlign w:val="center"/>
             <w:shd w:fill="FFFFFF"/>
             <w:tcBorders>
@@ -1157,7 +1127,7 @@
         </w:tc>
         <w:tc>
           <w:tcPr>
-            <w:tcW w:type="dxa" w:w="3341"/>
+            <w:tcW w:type="dxa" w:w="3629"/>
             <w:vAlign w:val="center"/>
             <w:shd w:fill="FFFFFF"/>
             <w:tcBorders>
@@ -1192,7 +1162,7 @@
         </w:trPr>
         <w:tc>
           <w:tcPr>
-            <w:tcW w:type="dxa" w:w="720"/>
+            <w:tcW w:type="dxa" w:w="648"/>
             <w:vAlign w:val="center"/>
             <w:shd w:fill="F2F5F6"/>
             <w:tcBorders>
@@ -1222,7 +1192,7 @@
         </w:tc>
         <w:tc>
           <w:tcPr>
-            <w:tcW w:type="dxa" w:w="3024"/>
+            <w:tcW w:type="dxa" w:w="2736"/>
             <w:vAlign w:val="center"/>
             <w:shd w:fill="F2F5F6"/>
             <w:tcBorders>
@@ -1251,7 +1221,7 @@
         </w:tc>
         <w:tc>
           <w:tcPr>
-            <w:tcW w:type="dxa" w:w="3096"/>
+            <w:tcW w:type="dxa" w:w="3168"/>
             <w:vAlign w:val="center"/>
             <w:shd w:fill="F2F5F6"/>
             <w:tcBorders>
@@ -1280,7 +1250,7 @@
         </w:tc>
         <w:tc>
           <w:tcPr>
-            <w:tcW w:type="dxa" w:w="3341"/>
+            <w:tcW w:type="dxa" w:w="3629"/>
             <w:vAlign w:val="center"/>
             <w:shd w:fill="F2F5F6"/>
             <w:tcBorders>
@@ -1315,7 +1285,7 @@
         </w:trPr>
         <w:tc>
           <w:tcPr>
-            <w:tcW w:type="dxa" w:w="720"/>
+            <w:tcW w:type="dxa" w:w="648"/>
             <w:vAlign w:val="center"/>
             <w:shd w:fill="FFFFFF"/>
             <w:tcBorders>
@@ -1345,7 +1315,7 @@
         </w:tc>
         <w:tc>
           <w:tcPr>
-            <w:tcW w:type="dxa" w:w="3024"/>
+            <w:tcW w:type="dxa" w:w="2736"/>
             <w:vAlign w:val="center"/>
             <w:shd w:fill="FFFFFF"/>
             <w:tcBorders>
@@ -1374,7 +1344,7 @@
         </w:tc>
         <w:tc>
           <w:tcPr>
-            <w:tcW w:type="dxa" w:w="3096"/>
+            <w:tcW w:type="dxa" w:w="3168"/>
             <w:vAlign w:val="center"/>
             <w:shd w:fill="FFFFFF"/>
             <w:tcBorders>
@@ -1403,7 +1373,7 @@
         </w:tc>
         <w:tc>
           <w:tcPr>
-            <w:tcW w:type="dxa" w:w="3341"/>
+            <w:tcW w:type="dxa" w:w="3629"/>
             <w:vAlign w:val="center"/>
             <w:shd w:fill="FFFFFF"/>
             <w:tcBorders>
@@ -1442,25 +1412,30 @@
         <w:rPr>
           <w:b/>
         </w:rPr>
-        <w:t xml:space="preserve">My explanation </w:t>
+        <w:t xml:space="preserve">Build </w:t>
       </w:r>
       <w:r>
-        <w:t>What value did you change, what did you keep the same, and what did your measurement tell you?</w:t>
+        <w:t>A cargo tray that keeps its load</w:t>
       </w:r>
     </w:p>
     <w:p>
       <w:r>
-        <w:t>________________________________________________________________________</w:t>
+        <w:t>Hand-test result __________  One change we made __________________________</w:t>
       </w:r>
     </w:p>
     <w:p>
       <w:r>
-        <w:t>________________________________________________________________________</w:t>
+        <w:t>Driver turns: A [ ] B [ ] C [ ]    Each child handled and observed: [ ]</w:t>
       </w:r>
     </w:p>
     <w:p>
       <w:r>
-        <w:t>Driver turns completed: Student A □   Student B □    Saved as __________________</w:t>
+        <w:t>Share aloud: What did you learn about reaching a target? What did you observe in your distance tests?</w:t>
+      </w:r>
+    </w:p>
+    <w:p>
+      <w:r>
+        <w:t>Next idea ______________________    Saved as ____________________________</w:t>
       </w:r>
     </w:p>
     <w:p>
@@ -1478,7 +1453,7 @@
     </w:p>
     <w:p>
       <w:r>
-        <w:t>Pair ID __________  Student IDs __________  Date __________</w:t>
+        <w:t>Team ID ____    Student IDs A ____ B ____ C ____    Date __________</w:t>
       </w:r>
     </w:p>
     <w:p>
@@ -1486,7 +1461,7 @@
         <w:rPr>
           <w:b/>
         </w:rPr>
-        <w:t xml:space="preserve">Our challenge </w:t>
+        <w:t xml:space="preserve">Robot challenge </w:t>
       </w:r>
       <w:r>
         <w:t>A repeating robot dance</w:t>
@@ -1494,15 +1469,10 @@
     </w:p>
     <w:p>
       <w:r>
-        <w:t>Predict first. Change one thing in the recipe or design. Test during your robot turn. Swap roles and record what happened. Use your final five-minute turn to try one improvement.</w:t>
-      </w:r>
-    </w:p>
-    <w:p>
-      <w:r>
         <w:rPr>
           <w:b/>
         </w:rPr>
-        <w:t xml:space="preserve">Think before running </w:t>
+        <w:t xml:space="preserve">Predict together </w:t>
       </w:r>
       <w:r>
         <w:t>How many drives? How many turns? Does the final D repeat? Which indentation tells you?</w:t>
@@ -1510,7 +1480,7 @@
     </w:p>
     <w:p>
       <w:r>
-        <w:t>________________________________________________________________________</w:t>
+        <w:t>Our prediction ________________________________________________________</w:t>
       </w:r>
     </w:p>
     <w:p>
@@ -1551,7 +1521,7 @@
     </w:p>
     <w:p>
       <w:r>
-        <w:t>This is a reading card. Your mentor supplies the full runnable project.</w:t>
+        <w:t>Read this fragment. Use the full project supplied by your mentor.</w:t>
       </w:r>
     </w:p>
     <w:tbl>
@@ -1562,10 +1532,10 @@
         <w:tblLook w:firstColumn="1" w:firstRow="1" w:lastColumn="0" w:lastRow="0" w:noHBand="0" w:noVBand="1" w:val="04A0"/>
       </w:tblPr>
       <w:tblGrid>
-        <w:gridCol w:w="720"/>
-        <w:gridCol w:w="3024"/>
-        <w:gridCol w:w="3096"/>
-        <w:gridCol w:w="3341"/>
+        <w:gridCol w:w="648"/>
+        <w:gridCol w:w="2736"/>
+        <w:gridCol w:w="3168"/>
+        <w:gridCol w:w="3629"/>
       </w:tblGrid>
       <w:tr>
         <w:trPr>
@@ -1574,7 +1544,7 @@
         </w:trPr>
         <w:tc>
           <w:tcPr>
-            <w:tcW w:type="dxa" w:w="720"/>
+            <w:tcW w:type="dxa" w:w="648"/>
             <w:vAlign w:val="center"/>
             <w:shd w:fill="243E50"/>
             <w:tcBorders>
@@ -1600,13 +1570,13 @@
                 <w:color w:val="FFFFFF"/>
                 <w:sz w:val="18"/>
               </w:rPr>
-              <w:t>Trial</w:t>
+              <w:t>Run</w:t>
             </w:r>
           </w:p>
         </w:tc>
         <w:tc>
           <w:tcPr>
-            <w:tcW w:type="dxa" w:w="3024"/>
+            <w:tcW w:type="dxa" w:w="2736"/>
             <w:vAlign w:val="center"/>
             <w:shd w:fill="243E50"/>
             <w:tcBorders>
@@ -1632,13 +1602,13 @@
                 <w:color w:val="FFFFFF"/>
                 <w:sz w:val="18"/>
               </w:rPr>
-              <w:t>What we changed</w:t>
+              <w:t>One change</w:t>
             </w:r>
           </w:p>
         </w:tc>
         <w:tc>
           <w:tcPr>
-            <w:tcW w:type="dxa" w:w="3096"/>
+            <w:tcW w:type="dxa" w:w="3168"/>
             <w:vAlign w:val="center"/>
             <w:shd w:fill="243E50"/>
             <w:tcBorders>
@@ -1664,13 +1634,13 @@
                 <w:color w:val="FFFFFF"/>
                 <w:sz w:val="18"/>
               </w:rPr>
-              <w:t>Our prediction</w:t>
+              <w:t>Prediction</w:t>
             </w:r>
           </w:p>
         </w:tc>
         <w:tc>
           <w:tcPr>
-            <w:tcW w:type="dxa" w:w="3341"/>
+            <w:tcW w:type="dxa" w:w="3629"/>
             <w:vAlign w:val="center"/>
             <w:shd w:fill="243E50"/>
             <w:tcBorders>
@@ -1708,7 +1678,7 @@
         </w:trPr>
         <w:tc>
           <w:tcPr>
-            <w:tcW w:type="dxa" w:w="720"/>
+            <w:tcW w:type="dxa" w:w="648"/>
             <w:vAlign w:val="center"/>
             <w:shd w:fill="FFFFFF"/>
             <w:tcBorders>
@@ -1738,7 +1708,7 @@
         </w:tc>
         <w:tc>
           <w:tcPr>
-            <w:tcW w:type="dxa" w:w="3024"/>
+            <w:tcW w:type="dxa" w:w="2736"/>
             <w:vAlign w:val="center"/>
             <w:shd w:fill="FFFFFF"/>
             <w:tcBorders>
@@ -1767,7 +1737,7 @@
         </w:tc>
         <w:tc>
           <w:tcPr>
-            <w:tcW w:type="dxa" w:w="3096"/>
+            <w:tcW w:type="dxa" w:w="3168"/>
             <w:vAlign w:val="center"/>
             <w:shd w:fill="FFFFFF"/>
             <w:tcBorders>
@@ -1796,7 +1766,7 @@
         </w:tc>
         <w:tc>
           <w:tcPr>
-            <w:tcW w:type="dxa" w:w="3341"/>
+            <w:tcW w:type="dxa" w:w="3629"/>
             <w:vAlign w:val="center"/>
             <w:shd w:fill="FFFFFF"/>
             <w:tcBorders>
@@ -1831,7 +1801,7 @@
         </w:trPr>
         <w:tc>
           <w:tcPr>
-            <w:tcW w:type="dxa" w:w="720"/>
+            <w:tcW w:type="dxa" w:w="648"/>
             <w:vAlign w:val="center"/>
             <w:shd w:fill="F2F5F6"/>
             <w:tcBorders>
@@ -1861,7 +1831,7 @@
         </w:tc>
         <w:tc>
           <w:tcPr>
-            <w:tcW w:type="dxa" w:w="3024"/>
+            <w:tcW w:type="dxa" w:w="2736"/>
             <w:vAlign w:val="center"/>
             <w:shd w:fill="F2F5F6"/>
             <w:tcBorders>
@@ -1890,7 +1860,7 @@
         </w:tc>
         <w:tc>
           <w:tcPr>
-            <w:tcW w:type="dxa" w:w="3096"/>
+            <w:tcW w:type="dxa" w:w="3168"/>
             <w:vAlign w:val="center"/>
             <w:shd w:fill="F2F5F6"/>
             <w:tcBorders>
@@ -1919,7 +1889,7 @@
         </w:tc>
         <w:tc>
           <w:tcPr>
-            <w:tcW w:type="dxa" w:w="3341"/>
+            <w:tcW w:type="dxa" w:w="3629"/>
             <w:vAlign w:val="center"/>
             <w:shd w:fill="F2F5F6"/>
             <w:tcBorders>
@@ -1954,7 +1924,7 @@
         </w:trPr>
         <w:tc>
           <w:tcPr>
-            <w:tcW w:type="dxa" w:w="720"/>
+            <w:tcW w:type="dxa" w:w="648"/>
             <w:vAlign w:val="center"/>
             <w:shd w:fill="FFFFFF"/>
             <w:tcBorders>
@@ -1984,7 +1954,7 @@
         </w:tc>
         <w:tc>
           <w:tcPr>
-            <w:tcW w:type="dxa" w:w="3024"/>
+            <w:tcW w:type="dxa" w:w="2736"/>
             <w:vAlign w:val="center"/>
             <w:shd w:fill="FFFFFF"/>
             <w:tcBorders>
@@ -2013,7 +1983,7 @@
         </w:tc>
         <w:tc>
           <w:tcPr>
-            <w:tcW w:type="dxa" w:w="3096"/>
+            <w:tcW w:type="dxa" w:w="3168"/>
             <w:vAlign w:val="center"/>
             <w:shd w:fill="FFFFFF"/>
             <w:tcBorders>
@@ -2042,7 +2012,7 @@
         </w:tc>
         <w:tc>
           <w:tcPr>
-            <w:tcW w:type="dxa" w:w="3341"/>
+            <w:tcW w:type="dxa" w:w="3629"/>
             <w:vAlign w:val="center"/>
             <w:shd w:fill="FFFFFF"/>
             <w:tcBorders>
@@ -2081,25 +2051,30 @@
         <w:rPr>
           <w:b/>
         </w:rPr>
-        <w:t xml:space="preserve">My explanation </w:t>
+        <w:t xml:space="preserve">Build </w:t>
       </w:r>
       <w:r>
-        <w:t>Point to the repeating lines. What changes if range(3) becomes range(2)?</w:t>
+        <w:t>A dancing character with moving parts</w:t>
       </w:r>
     </w:p>
     <w:p>
       <w:r>
-        <w:t>________________________________________________________________________</w:t>
+        <w:t>Hand-test result __________  One change we made __________________________</w:t>
       </w:r>
     </w:p>
     <w:p>
       <w:r>
-        <w:t>________________________________________________________________________</w:t>
+        <w:t>Driver turns: A [ ] B [ ] C [ ]    Each child handled and observed: [ ]</w:t>
       </w:r>
     </w:p>
     <w:p>
       <w:r>
-        <w:t>Driver turns completed: Student A □   Student B □    Saved as __________________</w:t>
+        <w:t>Share aloud: What did you learn about repeating actions? What did you notice during the robot dance?</w:t>
+      </w:r>
+    </w:p>
+    <w:p>
+      <w:r>
+        <w:t>Next idea ______________________    Saved as ____________________________</w:t>
       </w:r>
     </w:p>
     <w:p>
@@ -2117,7 +2092,7 @@
     </w:p>
     <w:p>
       <w:r>
-        <w:t>Pair ID __________  Student IDs __________  Date __________</w:t>
+        <w:t>Team ID ____    Student IDs A ____ B ____ C ____    Date __________</w:t>
       </w:r>
     </w:p>
     <w:p>
@@ -2125,7 +2100,7 @@
         <w:rPr>
           <w:b/>
         </w:rPr>
-        <w:t xml:space="preserve">Our challenge </w:t>
+        <w:t xml:space="preserve">Robot challenge </w:t>
       </w:r>
       <w:r>
         <w:t>Parking beside a wall</w:t>
@@ -2133,15 +2108,10 @@
     </w:p>
     <w:p>
       <w:r>
-        <w:t>Predict first. Change one thing in the recipe or design. Test during your robot turn. Swap roles and record what happened. Use your final five-minute turn to try one improvement.</w:t>
-      </w:r>
-    </w:p>
-    <w:p>
-      <w:r>
         <w:rPr>
           <w:b/>
         </w:rPr>
-        <w:t xml:space="preserve">Think before running </w:t>
+        <w:t xml:space="preserve">Predict together </w:t>
       </w:r>
       <w:r>
         <w:t>At a 150 mm threshold, classify 220, 150, 90, and -1. Which readings mean near? Which means check the sensor?</w:t>
@@ -2149,7 +2119,7 @@
     </w:p>
     <w:p>
       <w:r>
-        <w:t>________________________________________________________________________</w:t>
+        <w:t>Our prediction ________________________________________________________</w:t>
       </w:r>
     </w:p>
     <w:p>
@@ -2190,7 +2160,7 @@
     </w:p>
     <w:p>
       <w:r>
-        <w:t>This is a reading card. Your mentor supplies the full runnable project.</w:t>
+        <w:t>Read this fragment. Use the full project supplied by your mentor.</w:t>
       </w:r>
     </w:p>
     <w:tbl>
@@ -2201,10 +2171,10 @@
         <w:tblLook w:firstColumn="1" w:firstRow="1" w:lastColumn="0" w:lastRow="0" w:noHBand="0" w:noVBand="1" w:val="04A0"/>
       </w:tblPr>
       <w:tblGrid>
-        <w:gridCol w:w="720"/>
-        <w:gridCol w:w="3024"/>
-        <w:gridCol w:w="3096"/>
-        <w:gridCol w:w="3341"/>
+        <w:gridCol w:w="648"/>
+        <w:gridCol w:w="2736"/>
+        <w:gridCol w:w="3168"/>
+        <w:gridCol w:w="3629"/>
       </w:tblGrid>
       <w:tr>
         <w:trPr>
@@ -2213,7 +2183,7 @@
         </w:trPr>
         <w:tc>
           <w:tcPr>
-            <w:tcW w:type="dxa" w:w="720"/>
+            <w:tcW w:type="dxa" w:w="648"/>
             <w:vAlign w:val="center"/>
             <w:shd w:fill="243E50"/>
             <w:tcBorders>
@@ -2239,13 +2209,13 @@
                 <w:color w:val="FFFFFF"/>
                 <w:sz w:val="18"/>
               </w:rPr>
-              <w:t>Trial</w:t>
+              <w:t>Run</w:t>
             </w:r>
           </w:p>
         </w:tc>
         <w:tc>
           <w:tcPr>
-            <w:tcW w:type="dxa" w:w="3024"/>
+            <w:tcW w:type="dxa" w:w="2736"/>
             <w:vAlign w:val="center"/>
             <w:shd w:fill="243E50"/>
             <w:tcBorders>
@@ -2271,13 +2241,13 @@
                 <w:color w:val="FFFFFF"/>
                 <w:sz w:val="18"/>
               </w:rPr>
-              <w:t>What we changed</w:t>
+              <w:t>One change</w:t>
             </w:r>
           </w:p>
         </w:tc>
         <w:tc>
           <w:tcPr>
-            <w:tcW w:type="dxa" w:w="3096"/>
+            <w:tcW w:type="dxa" w:w="3168"/>
             <w:vAlign w:val="center"/>
             <w:shd w:fill="243E50"/>
             <w:tcBorders>
@@ -2303,13 +2273,13 @@
                 <w:color w:val="FFFFFF"/>
                 <w:sz w:val="18"/>
               </w:rPr>
-              <w:t>Our prediction</w:t>
+              <w:t>Prediction</w:t>
             </w:r>
           </w:p>
         </w:tc>
         <w:tc>
           <w:tcPr>
-            <w:tcW w:type="dxa" w:w="3341"/>
+            <w:tcW w:type="dxa" w:w="3629"/>
             <w:vAlign w:val="center"/>
             <w:shd w:fill="243E50"/>
             <w:tcBorders>
@@ -2347,7 +2317,7 @@
         </w:trPr>
         <w:tc>
           <w:tcPr>
-            <w:tcW w:type="dxa" w:w="720"/>
+            <w:tcW w:type="dxa" w:w="648"/>
             <w:vAlign w:val="center"/>
             <w:shd w:fill="FFFFFF"/>
             <w:tcBorders>
@@ -2377,7 +2347,7 @@
         </w:tc>
         <w:tc>
           <w:tcPr>
-            <w:tcW w:type="dxa" w:w="3024"/>
+            <w:tcW w:type="dxa" w:w="2736"/>
             <w:vAlign w:val="center"/>
             <w:shd w:fill="FFFFFF"/>
             <w:tcBorders>
@@ -2406,7 +2376,7 @@
         </w:tc>
         <w:tc>
           <w:tcPr>
-            <w:tcW w:type="dxa" w:w="3096"/>
+            <w:tcW w:type="dxa" w:w="3168"/>
             <w:vAlign w:val="center"/>
             <w:shd w:fill="FFFFFF"/>
             <w:tcBorders>
@@ -2435,7 +2405,7 @@
         </w:tc>
         <w:tc>
           <w:tcPr>
-            <w:tcW w:type="dxa" w:w="3341"/>
+            <w:tcW w:type="dxa" w:w="3629"/>
             <w:vAlign w:val="center"/>
             <w:shd w:fill="FFFFFF"/>
             <w:tcBorders>
@@ -2470,7 +2440,7 @@
         </w:trPr>
         <w:tc>
           <w:tcPr>
-            <w:tcW w:type="dxa" w:w="720"/>
+            <w:tcW w:type="dxa" w:w="648"/>
             <w:vAlign w:val="center"/>
             <w:shd w:fill="F2F5F6"/>
             <w:tcBorders>
@@ -2500,7 +2470,7 @@
         </w:tc>
         <w:tc>
           <w:tcPr>
-            <w:tcW w:type="dxa" w:w="3024"/>
+            <w:tcW w:type="dxa" w:w="2736"/>
             <w:vAlign w:val="center"/>
             <w:shd w:fill="F2F5F6"/>
             <w:tcBorders>
@@ -2529,7 +2499,7 @@
         </w:tc>
         <w:tc>
           <w:tcPr>
-            <w:tcW w:type="dxa" w:w="3096"/>
+            <w:tcW w:type="dxa" w:w="3168"/>
             <w:vAlign w:val="center"/>
             <w:shd w:fill="F2F5F6"/>
             <w:tcBorders>
@@ -2558,7 +2528,7 @@
         </w:tc>
         <w:tc>
           <w:tcPr>
-            <w:tcW w:type="dxa" w:w="3341"/>
+            <w:tcW w:type="dxa" w:w="3629"/>
             <w:vAlign w:val="center"/>
             <w:shd w:fill="F2F5F6"/>
             <w:tcBorders>
@@ -2593,7 +2563,7 @@
         </w:trPr>
         <w:tc>
           <w:tcPr>
-            <w:tcW w:type="dxa" w:w="720"/>
+            <w:tcW w:type="dxa" w:w="648"/>
             <w:vAlign w:val="center"/>
             <w:shd w:fill="FFFFFF"/>
             <w:tcBorders>
@@ -2623,7 +2593,7 @@
         </w:tc>
         <w:tc>
           <w:tcPr>
-            <w:tcW w:type="dxa" w:w="3024"/>
+            <w:tcW w:type="dxa" w:w="2736"/>
             <w:vAlign w:val="center"/>
             <w:shd w:fill="FFFFFF"/>
             <w:tcBorders>
@@ -2652,7 +2622,7 @@
         </w:tc>
         <w:tc>
           <w:tcPr>
-            <w:tcW w:type="dxa" w:w="3096"/>
+            <w:tcW w:type="dxa" w:w="3168"/>
             <w:vAlign w:val="center"/>
             <w:shd w:fill="FFFFFF"/>
             <w:tcBorders>
@@ -2681,7 +2651,7 @@
         </w:tc>
         <w:tc>
           <w:tcPr>
-            <w:tcW w:type="dxa" w:w="3341"/>
+            <w:tcW w:type="dxa" w:w="3629"/>
             <w:vAlign w:val="center"/>
             <w:shd w:fill="FFFFFF"/>
             <w:tcBorders>
@@ -2720,25 +2690,30 @@
         <w:rPr>
           <w:b/>
         </w:rPr>
-        <w:t xml:space="preserve">My explanation </w:t>
+        <w:t xml:space="preserve">Build </w:t>
       </w:r>
       <w:r>
-        <w:t>What does the sensor supply, and what does the program decide?</w:t>
+        <w:t>A garage with a dependable target wall</w:t>
       </w:r>
     </w:p>
     <w:p>
       <w:r>
-        <w:t>________________________________________________________________________</w:t>
+        <w:t>Hand-test result __________  One change we made __________________________</w:t>
       </w:r>
     </w:p>
     <w:p>
       <w:r>
-        <w:t>________________________________________________________________________</w:t>
+        <w:t>Driver turns: A [ ] B [ ] C [ ]    Each child handled and observed: [ ]</w:t>
       </w:r>
     </w:p>
     <w:p>
       <w:r>
-        <w:t>Driver turns completed: Student A □   Student B □    Saved as __________________</w:t>
+        <w:t>Share aloud: What did you learn about sensors and decisions? What did you observe as the robot neared the wall?</w:t>
+      </w:r>
+    </w:p>
+    <w:p>
+      <w:r>
+        <w:t>Next idea ______________________    Saved as ____________________________</w:t>
       </w:r>
     </w:p>
     <w:p>
@@ -2756,7 +2731,7 @@
     </w:p>
     <w:p>
       <w:r>
-        <w:t>Pair ID __________  Student IDs __________  Date __________</w:t>
+        <w:t>Team ID ____    Student IDs A ____ B ____ C ____    Date __________</w:t>
       </w:r>
     </w:p>
     <w:p>
@@ -2764,7 +2739,7 @@
         <w:rPr>
           <w:b/>
         </w:rPr>
-        <w:t xml:space="preserve">Our challenge </w:t>
+        <w:t xml:space="preserve">Robot challenge </w:t>
       </w:r>
       <w:r>
         <w:t>A floor marker delivery stop</w:t>
@@ -2772,15 +2747,10 @@
     </w:p>
     <w:p>
       <w:r>
-        <w:t>Predict first. Change one thing in the recipe or design. Test during your robot turn. Swap roles and record what happened. Use your final five-minute turn to try one improvement.</w:t>
-      </w:r>
-    </w:p>
-    <w:p>
-      <w:r>
         <w:rPr>
           <w:b/>
         </w:rPr>
-        <w:t xml:space="preserve">Think before running </w:t>
+        <w:t xml:space="preserve">Predict together </w:t>
       </w:r>
       <w:r>
         <w:t>If dark reads 12 and light reads 76, is 44 a useful threshold? What happens if the threshold is below both readings?</w:t>
@@ -2788,7 +2758,7 @@
     </w:p>
     <w:p>
       <w:r>
-        <w:t>________________________________________________________________________</w:t>
+        <w:t>Our prediction ________________________________________________________</w:t>
       </w:r>
     </w:p>
     <w:p>
@@ -2829,12 +2799,12 @@
     </w:p>
     <w:p>
       <w:r>
-        <w:t>This is a reading card. Your mentor supplies the full runnable project.</w:t>
+        <w:t>Read this fragment. Use the full project supplied by your mentor.</w:t>
       </w:r>
     </w:p>
     <w:p>
       <w:r>
-        <w:t>Our measured dark reading ______  light reading ______  chosen threshold ______</w:t>
+        <w:t>If using the marker: dark ____ light ____ threshold ____. Parking: start gap ____ mm.</w:t>
       </w:r>
     </w:p>
     <w:tbl>
@@ -2845,10 +2815,10 @@
         <w:tblLook w:firstColumn="1" w:firstRow="1" w:lastColumn="0" w:lastRow="0" w:noHBand="0" w:noVBand="1" w:val="04A0"/>
       </w:tblPr>
       <w:tblGrid>
-        <w:gridCol w:w="720"/>
-        <w:gridCol w:w="3024"/>
-        <w:gridCol w:w="3096"/>
-        <w:gridCol w:w="3341"/>
+        <w:gridCol w:w="648"/>
+        <w:gridCol w:w="2736"/>
+        <w:gridCol w:w="3168"/>
+        <w:gridCol w:w="3629"/>
       </w:tblGrid>
       <w:tr>
         <w:trPr>
@@ -2857,7 +2827,7 @@
         </w:trPr>
         <w:tc>
           <w:tcPr>
-            <w:tcW w:type="dxa" w:w="720"/>
+            <w:tcW w:type="dxa" w:w="648"/>
             <w:vAlign w:val="center"/>
             <w:shd w:fill="243E50"/>
             <w:tcBorders>
@@ -2883,13 +2853,13 @@
                 <w:color w:val="FFFFFF"/>
                 <w:sz w:val="18"/>
               </w:rPr>
-              <w:t>Trial</w:t>
+              <w:t>Run</w:t>
             </w:r>
           </w:p>
         </w:tc>
         <w:tc>
           <w:tcPr>
-            <w:tcW w:type="dxa" w:w="3024"/>
+            <w:tcW w:type="dxa" w:w="2736"/>
             <w:vAlign w:val="center"/>
             <w:shd w:fill="243E50"/>
             <w:tcBorders>
@@ -2915,13 +2885,13 @@
                 <w:color w:val="FFFFFF"/>
                 <w:sz w:val="18"/>
               </w:rPr>
-              <w:t>What we changed</w:t>
+              <w:t>One change</w:t>
             </w:r>
           </w:p>
         </w:tc>
         <w:tc>
           <w:tcPr>
-            <w:tcW w:type="dxa" w:w="3096"/>
+            <w:tcW w:type="dxa" w:w="3168"/>
             <w:vAlign w:val="center"/>
             <w:shd w:fill="243E50"/>
             <w:tcBorders>
@@ -2947,13 +2917,13 @@
                 <w:color w:val="FFFFFF"/>
                 <w:sz w:val="18"/>
               </w:rPr>
-              <w:t>Our prediction</w:t>
+              <w:t>Prediction</w:t>
             </w:r>
           </w:p>
         </w:tc>
         <w:tc>
           <w:tcPr>
-            <w:tcW w:type="dxa" w:w="3341"/>
+            <w:tcW w:type="dxa" w:w="3629"/>
             <w:vAlign w:val="center"/>
             <w:shd w:fill="243E50"/>
             <w:tcBorders>
@@ -2991,7 +2961,7 @@
         </w:trPr>
         <w:tc>
           <w:tcPr>
-            <w:tcW w:type="dxa" w:w="720"/>
+            <w:tcW w:type="dxa" w:w="648"/>
             <w:vAlign w:val="center"/>
             <w:shd w:fill="FFFFFF"/>
             <w:tcBorders>
@@ -3021,7 +2991,7 @@
         </w:tc>
         <w:tc>
           <w:tcPr>
-            <w:tcW w:type="dxa" w:w="3024"/>
+            <w:tcW w:type="dxa" w:w="2736"/>
             <w:vAlign w:val="center"/>
             <w:shd w:fill="FFFFFF"/>
             <w:tcBorders>
@@ -3050,7 +3020,7 @@
         </w:tc>
         <w:tc>
           <w:tcPr>
-            <w:tcW w:type="dxa" w:w="3096"/>
+            <w:tcW w:type="dxa" w:w="3168"/>
             <w:vAlign w:val="center"/>
             <w:shd w:fill="FFFFFF"/>
             <w:tcBorders>
@@ -3079,7 +3049,7 @@
         </w:tc>
         <w:tc>
           <w:tcPr>
-            <w:tcW w:type="dxa" w:w="3341"/>
+            <w:tcW w:type="dxa" w:w="3629"/>
             <w:vAlign w:val="center"/>
             <w:shd w:fill="FFFFFF"/>
             <w:tcBorders>
@@ -3114,7 +3084,7 @@
         </w:trPr>
         <w:tc>
           <w:tcPr>
-            <w:tcW w:type="dxa" w:w="720"/>
+            <w:tcW w:type="dxa" w:w="648"/>
             <w:vAlign w:val="center"/>
             <w:shd w:fill="F2F5F6"/>
             <w:tcBorders>
@@ -3144,7 +3114,7 @@
         </w:tc>
         <w:tc>
           <w:tcPr>
-            <w:tcW w:type="dxa" w:w="3024"/>
+            <w:tcW w:type="dxa" w:w="2736"/>
             <w:vAlign w:val="center"/>
             <w:shd w:fill="F2F5F6"/>
             <w:tcBorders>
@@ -3173,7 +3143,7 @@
         </w:tc>
         <w:tc>
           <w:tcPr>
-            <w:tcW w:type="dxa" w:w="3096"/>
+            <w:tcW w:type="dxa" w:w="3168"/>
             <w:vAlign w:val="center"/>
             <w:shd w:fill="F2F5F6"/>
             <w:tcBorders>
@@ -3202,7 +3172,7 @@
         </w:tc>
         <w:tc>
           <w:tcPr>
-            <w:tcW w:type="dxa" w:w="3341"/>
+            <w:tcW w:type="dxa" w:w="3629"/>
             <w:vAlign w:val="center"/>
             <w:shd w:fill="F2F5F6"/>
             <w:tcBorders>
@@ -3237,7 +3207,7 @@
         </w:trPr>
         <w:tc>
           <w:tcPr>
-            <w:tcW w:type="dxa" w:w="720"/>
+            <w:tcW w:type="dxa" w:w="648"/>
             <w:vAlign w:val="center"/>
             <w:shd w:fill="FFFFFF"/>
             <w:tcBorders>
@@ -3267,7 +3237,7 @@
         </w:tc>
         <w:tc>
           <w:tcPr>
-            <w:tcW w:type="dxa" w:w="3024"/>
+            <w:tcW w:type="dxa" w:w="2736"/>
             <w:vAlign w:val="center"/>
             <w:shd w:fill="FFFFFF"/>
             <w:tcBorders>
@@ -3296,7 +3266,7 @@
         </w:tc>
         <w:tc>
           <w:tcPr>
-            <w:tcW w:type="dxa" w:w="3096"/>
+            <w:tcW w:type="dxa" w:w="3168"/>
             <w:vAlign w:val="center"/>
             <w:shd w:fill="FFFFFF"/>
             <w:tcBorders>
@@ -3325,7 +3295,7 @@
         </w:tc>
         <w:tc>
           <w:tcPr>
-            <w:tcW w:type="dxa" w:w="3341"/>
+            <w:tcW w:type="dxa" w:w="3629"/>
             <w:vAlign w:val="center"/>
             <w:shd w:fill="FFFFFF"/>
             <w:tcBorders>
@@ -3364,25 +3334,30 @@
         <w:rPr>
           <w:b/>
         </w:rPr>
-        <w:t xml:space="preserve">My explanation </w:t>
+        <w:t xml:space="preserve">Build </w:t>
       </w:r>
       <w:r>
-        <w:t>Why might another room need a different threshold?</w:t>
+        <w:t>A road with a delivery marker</w:t>
       </w:r>
     </w:p>
     <w:p>
       <w:r>
-        <w:t>________________________________________________________________________</w:t>
+        <w:t>Hand-test result __________  One change we made __________________________</w:t>
       </w:r>
     </w:p>
     <w:p>
       <w:r>
-        <w:t>________________________________________________________________________</w:t>
+        <w:t>Driver turns: A [ ] B [ ] C [ ]    Each child handled and observed: [ ]</w:t>
       </w:r>
     </w:p>
     <w:p>
       <w:r>
-        <w:t>Driver turns completed: Student A □   Student B □    Saved as __________________</w:t>
+        <w:t>Share aloud: What did you learn about detecting a marker? What did you observe on light and dark surfaces?</w:t>
+      </w:r>
+    </w:p>
+    <w:p>
+      <w:r>
+        <w:t>Next idea ______________________    Saved as ____________________________</w:t>
       </w:r>
     </w:p>
     <w:p>
@@ -3400,7 +3375,7 @@
     </w:p>
     <w:p>
       <w:r>
-        <w:t>Pair ID __________  Student IDs __________  Date __________</w:t>
+        <w:t>Team ID ____    Student IDs A ____ B ____ C ____    Date __________</w:t>
       </w:r>
     </w:p>
     <w:p>
@@ -3408,7 +3383,7 @@
         <w:rPr>
           <w:b/>
         </w:rPr>
-        <w:t xml:space="preserve">Our challenge </w:t>
+        <w:t xml:space="preserve">Robot challenge </w:t>
       </w:r>
       <w:r>
         <w:t>A supply box rescue</w:t>
@@ -3416,15 +3391,10 @@
     </w:p>
     <w:p>
       <w:r>
-        <w:t>Predict first. Change one thing in the recipe or design. Test during your robot turn. Swap roles and record what happened. Use your final five-minute turn to try one improvement.</w:t>
-      </w:r>
-    </w:p>
-    <w:p>
-      <w:r>
         <w:rPr>
           <w:b/>
         </w:rPr>
-        <w:t xml:space="preserve">Think before running </w:t>
+        <w:t xml:space="preserve">Predict together </w:t>
       </w:r>
       <w:r>
         <w:t>Why might two short side guides keep a cube in front better than one flat beam? How could too much contact slow the robot?</w:t>
@@ -3432,7 +3402,7 @@
     </w:p>
     <w:p>
       <w:r>
-        <w:t>________________________________________________________________________</w:t>
+        <w:t>Our prediction ________________________________________________________</w:t>
       </w:r>
     </w:p>
     <w:p>
@@ -3496,27 +3466,12 @@
     </w:p>
     <w:p>
       <w:r>
-        <w:t>This is a reading card. Your mentor supplies the full runnable project.</w:t>
+        <w:t>Read this fragment. Use the full project supplied by your mentor.</w:t>
       </w:r>
     </w:p>
     <w:p>
       <w:r>
-        <w:t>Our measured dark reading ______  light reading ______  chosen threshold ______</w:t>
-      </w:r>
-    </w:p>
-    <w:p>
-      <w:r>
-        <w:t>Sketch your attachment and label the feature you changed</w:t>
-      </w:r>
-    </w:p>
-    <w:p>
-      <w:r>
-        <w:t>________________________________________________________________________</w:t>
-      </w:r>
-    </w:p>
-    <w:p>
-      <w:r>
-        <w:t>________________________________________________________________________</w:t>
+        <w:t>If using the marker: dark ____ light ____ threshold ____. Parking: start gap ____ mm.</w:t>
       </w:r>
     </w:p>
     <w:tbl>
@@ -3527,10 +3482,10 @@
         <w:tblLook w:firstColumn="1" w:firstRow="1" w:lastColumn="0" w:lastRow="0" w:noHBand="0" w:noVBand="1" w:val="04A0"/>
       </w:tblPr>
       <w:tblGrid>
-        <w:gridCol w:w="720"/>
-        <w:gridCol w:w="3024"/>
-        <w:gridCol w:w="3096"/>
-        <w:gridCol w:w="3341"/>
+        <w:gridCol w:w="648"/>
+        <w:gridCol w:w="2736"/>
+        <w:gridCol w:w="3168"/>
+        <w:gridCol w:w="3629"/>
       </w:tblGrid>
       <w:tr>
         <w:trPr>
@@ -3539,7 +3494,7 @@
         </w:trPr>
         <w:tc>
           <w:tcPr>
-            <w:tcW w:type="dxa" w:w="720"/>
+            <w:tcW w:type="dxa" w:w="648"/>
             <w:vAlign w:val="center"/>
             <w:shd w:fill="243E50"/>
             <w:tcBorders>
@@ -3565,13 +3520,13 @@
                 <w:color w:val="FFFFFF"/>
                 <w:sz w:val="18"/>
               </w:rPr>
-              <w:t>Trial</w:t>
+              <w:t>Run</w:t>
             </w:r>
           </w:p>
         </w:tc>
         <w:tc>
           <w:tcPr>
-            <w:tcW w:type="dxa" w:w="3024"/>
+            <w:tcW w:type="dxa" w:w="2736"/>
             <w:vAlign w:val="center"/>
             <w:shd w:fill="243E50"/>
             <w:tcBorders>
@@ -3597,13 +3552,13 @@
                 <w:color w:val="FFFFFF"/>
                 <w:sz w:val="18"/>
               </w:rPr>
-              <w:t>What we changed</w:t>
+              <w:t>One change</w:t>
             </w:r>
           </w:p>
         </w:tc>
         <w:tc>
           <w:tcPr>
-            <w:tcW w:type="dxa" w:w="3096"/>
+            <w:tcW w:type="dxa" w:w="3168"/>
             <w:vAlign w:val="center"/>
             <w:shd w:fill="243E50"/>
             <w:tcBorders>
@@ -3629,13 +3584,13 @@
                 <w:color w:val="FFFFFF"/>
                 <w:sz w:val="18"/>
               </w:rPr>
-              <w:t>Our prediction</w:t>
+              <w:t>Prediction</w:t>
             </w:r>
           </w:p>
         </w:tc>
         <w:tc>
           <w:tcPr>
-            <w:tcW w:type="dxa" w:w="3341"/>
+            <w:tcW w:type="dxa" w:w="3629"/>
             <w:vAlign w:val="center"/>
             <w:shd w:fill="243E50"/>
             <w:tcBorders>
@@ -3673,7 +3628,7 @@
         </w:trPr>
         <w:tc>
           <w:tcPr>
-            <w:tcW w:type="dxa" w:w="720"/>
+            <w:tcW w:type="dxa" w:w="648"/>
             <w:vAlign w:val="center"/>
             <w:shd w:fill="FFFFFF"/>
             <w:tcBorders>
@@ -3703,7 +3658,7 @@
         </w:tc>
         <w:tc>
           <w:tcPr>
-            <w:tcW w:type="dxa" w:w="3024"/>
+            <w:tcW w:type="dxa" w:w="2736"/>
             <w:vAlign w:val="center"/>
             <w:shd w:fill="FFFFFF"/>
             <w:tcBorders>
@@ -3732,7 +3687,7 @@
         </w:tc>
         <w:tc>
           <w:tcPr>
-            <w:tcW w:type="dxa" w:w="3096"/>
+            <w:tcW w:type="dxa" w:w="3168"/>
             <w:vAlign w:val="center"/>
             <w:shd w:fill="FFFFFF"/>
             <w:tcBorders>
@@ -3761,7 +3716,7 @@
         </w:tc>
         <w:tc>
           <w:tcPr>
-            <w:tcW w:type="dxa" w:w="3341"/>
+            <w:tcW w:type="dxa" w:w="3629"/>
             <w:vAlign w:val="center"/>
             <w:shd w:fill="FFFFFF"/>
             <w:tcBorders>
@@ -3796,7 +3751,7 @@
         </w:trPr>
         <w:tc>
           <w:tcPr>
-            <w:tcW w:type="dxa" w:w="720"/>
+            <w:tcW w:type="dxa" w:w="648"/>
             <w:vAlign w:val="center"/>
             <w:shd w:fill="F2F5F6"/>
             <w:tcBorders>
@@ -3826,7 +3781,7 @@
         </w:tc>
         <w:tc>
           <w:tcPr>
-            <w:tcW w:type="dxa" w:w="3024"/>
+            <w:tcW w:type="dxa" w:w="2736"/>
             <w:vAlign w:val="center"/>
             <w:shd w:fill="F2F5F6"/>
             <w:tcBorders>
@@ -3855,7 +3810,7 @@
         </w:tc>
         <w:tc>
           <w:tcPr>
-            <w:tcW w:type="dxa" w:w="3096"/>
+            <w:tcW w:type="dxa" w:w="3168"/>
             <w:vAlign w:val="center"/>
             <w:shd w:fill="F2F5F6"/>
             <w:tcBorders>
@@ -3884,7 +3839,7 @@
         </w:tc>
         <w:tc>
           <w:tcPr>
-            <w:tcW w:type="dxa" w:w="3341"/>
+            <w:tcW w:type="dxa" w:w="3629"/>
             <w:vAlign w:val="center"/>
             <w:shd w:fill="F2F5F6"/>
             <w:tcBorders>
@@ -3919,7 +3874,7 @@
         </w:trPr>
         <w:tc>
           <w:tcPr>
-            <w:tcW w:type="dxa" w:w="720"/>
+            <w:tcW w:type="dxa" w:w="648"/>
             <w:vAlign w:val="center"/>
             <w:shd w:fill="FFFFFF"/>
             <w:tcBorders>
@@ -3949,7 +3904,7 @@
         </w:tc>
         <w:tc>
           <w:tcPr>
-            <w:tcW w:type="dxa" w:w="3024"/>
+            <w:tcW w:type="dxa" w:w="2736"/>
             <w:vAlign w:val="center"/>
             <w:shd w:fill="FFFFFF"/>
             <w:tcBorders>
@@ -3978,7 +3933,7 @@
         </w:tc>
         <w:tc>
           <w:tcPr>
-            <w:tcW w:type="dxa" w:w="3096"/>
+            <w:tcW w:type="dxa" w:w="3168"/>
             <w:vAlign w:val="center"/>
             <w:shd w:fill="FFFFFF"/>
             <w:tcBorders>
@@ -4007,7 +3962,7 @@
         </w:tc>
         <w:tc>
           <w:tcPr>
-            <w:tcW w:type="dxa" w:w="3341"/>
+            <w:tcW w:type="dxa" w:w="3629"/>
             <w:vAlign w:val="center"/>
             <w:shd w:fill="FFFFFF"/>
             <w:tcBorders>
@@ -4046,25 +4001,30 @@
         <w:rPr>
           <w:b/>
         </w:rPr>
-        <w:t xml:space="preserve">My explanation </w:t>
+        <w:t xml:space="preserve">Build </w:t>
       </w:r>
       <w:r>
-        <w:t>What did your attachment change? What does your deliver function do?</w:t>
+        <w:t>A rescue scoop or guide</w:t>
       </w:r>
     </w:p>
     <w:p>
       <w:r>
-        <w:t>________________________________________________________________________</w:t>
+        <w:t>Hand-test result __________  One change we made __________________________</w:t>
       </w:r>
     </w:p>
     <w:p>
       <w:r>
-        <w:t>________________________________________________________________________</w:t>
+        <w:t>Driver turns: A [ ] B [ ] C [ ]    Each child handled and observed: [ ]</w:t>
       </w:r>
     </w:p>
     <w:p>
       <w:r>
-        <w:t>Driver turns completed: Student A □   Student B □    Saved as __________________</w:t>
+        <w:t>Share aloud: What did you learn while building your guide? What did you observe when it moved the cube?</w:t>
+      </w:r>
+    </w:p>
+    <w:p>
+      <w:r>
+        <w:t>Next idea ______________________    Saved as ____________________________</w:t>
       </w:r>
     </w:p>
     <w:p>
@@ -4082,7 +4042,7 @@
     </w:p>
     <w:p>
       <w:r>
-        <w:t>Pair ID __________  Student IDs __________  Date __________</w:t>
+        <w:t>Team ID ____    Student IDs A ____ B ____ C ____    Date __________</w:t>
       </w:r>
     </w:p>
     <w:p>
@@ -4090,7 +4050,7 @@
         <w:rPr>
           <w:b/>
         </w:rPr>
-        <w:t xml:space="preserve">Our challenge </w:t>
+        <w:t xml:space="preserve">Robot challenge </w:t>
       </w:r>
       <w:r>
         <w:t>A community helper prototype</w:t>
@@ -4098,15 +4058,10 @@
     </w:p>
     <w:p>
       <w:r>
-        <w:t>Predict first. Change one thing in the recipe or design. Test during your robot turn. Swap roles and record what happened. Use your final five-minute turn to try one improvement.</w:t>
-      </w:r>
-    </w:p>
-    <w:p>
-      <w:r>
         <w:rPr>
           <w:b/>
         </w:rPr>
-        <w:t xml:space="preserve">Think before running </w:t>
+        <w:t xml:space="preserve">Predict together </w:t>
       </w:r>
       <w:r>
         <w:t>Which part of your mission is most likely to fail? What small test could answer that before you run everything?</w:t>
@@ -4114,7 +4069,7 @@
     </w:p>
     <w:p>
       <w:r>
-        <w:t>________________________________________________________________________</w:t>
+        <w:t>Our prediction ________________________________________________________</w:t>
       </w:r>
     </w:p>
     <w:p>
@@ -4171,27 +4126,12 @@
     </w:p>
     <w:p>
       <w:r>
-        <w:t>This is a reading card. Your mentor supplies the full runnable project.</w:t>
+        <w:t>Read this fragment. Use the full project supplied by your mentor.</w:t>
       </w:r>
     </w:p>
     <w:p>
       <w:r>
-        <w:t>Our measured dark reading ______  light reading ______  chosen threshold ______</w:t>
-      </w:r>
-    </w:p>
-    <w:p>
-      <w:r>
-        <w:t>Our user __________  Their need __________________________________</w:t>
-      </w:r>
-    </w:p>
-    <w:p>
-      <w:r>
-        <w:t>Our ordered actions 1 ______________ 2 ______________ 3 ______________</w:t>
-      </w:r>
-    </w:p>
-    <w:p>
-      <w:r>
-        <w:t>Our success criterion ______________________________________________</w:t>
+        <w:t>If using the marker: dark ____ light ____ threshold ____. Parking: start gap ____ mm.</w:t>
       </w:r>
     </w:p>
     <w:tbl>
@@ -4202,10 +4142,10 @@
         <w:tblLook w:firstColumn="1" w:firstRow="1" w:lastColumn="0" w:lastRow="0" w:noHBand="0" w:noVBand="1" w:val="04A0"/>
       </w:tblPr>
       <w:tblGrid>
-        <w:gridCol w:w="720"/>
-        <w:gridCol w:w="3024"/>
-        <w:gridCol w:w="3096"/>
-        <w:gridCol w:w="3341"/>
+        <w:gridCol w:w="648"/>
+        <w:gridCol w:w="2736"/>
+        <w:gridCol w:w="3168"/>
+        <w:gridCol w:w="3629"/>
       </w:tblGrid>
       <w:tr>
         <w:trPr>
@@ -4214,7 +4154,7 @@
         </w:trPr>
         <w:tc>
           <w:tcPr>
-            <w:tcW w:type="dxa" w:w="720"/>
+            <w:tcW w:type="dxa" w:w="648"/>
             <w:vAlign w:val="center"/>
             <w:shd w:fill="243E50"/>
             <w:tcBorders>
@@ -4240,13 +4180,13 @@
                 <w:color w:val="FFFFFF"/>
                 <w:sz w:val="18"/>
               </w:rPr>
-              <w:t>Trial</w:t>
+              <w:t>Run</w:t>
             </w:r>
           </w:p>
         </w:tc>
         <w:tc>
           <w:tcPr>
-            <w:tcW w:type="dxa" w:w="3024"/>
+            <w:tcW w:type="dxa" w:w="2736"/>
             <w:vAlign w:val="center"/>
             <w:shd w:fill="243E50"/>
             <w:tcBorders>
@@ -4272,13 +4212,13 @@
                 <w:color w:val="FFFFFF"/>
                 <w:sz w:val="18"/>
               </w:rPr>
-              <w:t>What we changed</w:t>
+              <w:t>One change</w:t>
             </w:r>
           </w:p>
         </w:tc>
         <w:tc>
           <w:tcPr>
-            <w:tcW w:type="dxa" w:w="3096"/>
+            <w:tcW w:type="dxa" w:w="3168"/>
             <w:vAlign w:val="center"/>
             <w:shd w:fill="243E50"/>
             <w:tcBorders>
@@ -4304,13 +4244,13 @@
                 <w:color w:val="FFFFFF"/>
                 <w:sz w:val="18"/>
               </w:rPr>
-              <w:t>Our prediction</w:t>
+              <w:t>Prediction</w:t>
             </w:r>
           </w:p>
         </w:tc>
         <w:tc>
           <w:tcPr>
-            <w:tcW w:type="dxa" w:w="3341"/>
+            <w:tcW w:type="dxa" w:w="3629"/>
             <w:vAlign w:val="center"/>
             <w:shd w:fill="243E50"/>
             <w:tcBorders>
@@ -4348,7 +4288,7 @@
         </w:trPr>
         <w:tc>
           <w:tcPr>
-            <w:tcW w:type="dxa" w:w="720"/>
+            <w:tcW w:type="dxa" w:w="648"/>
             <w:vAlign w:val="center"/>
             <w:shd w:fill="FFFFFF"/>
             <w:tcBorders>
@@ -4378,7 +4318,7 @@
         </w:tc>
         <w:tc>
           <w:tcPr>
-            <w:tcW w:type="dxa" w:w="3024"/>
+            <w:tcW w:type="dxa" w:w="2736"/>
             <w:vAlign w:val="center"/>
             <w:shd w:fill="FFFFFF"/>
             <w:tcBorders>
@@ -4407,7 +4347,7 @@
         </w:tc>
         <w:tc>
           <w:tcPr>
-            <w:tcW w:type="dxa" w:w="3096"/>
+            <w:tcW w:type="dxa" w:w="3168"/>
             <w:vAlign w:val="center"/>
             <w:shd w:fill="FFFFFF"/>
             <w:tcBorders>
@@ -4436,7 +4376,7 @@
         </w:tc>
         <w:tc>
           <w:tcPr>
-            <w:tcW w:type="dxa" w:w="3341"/>
+            <w:tcW w:type="dxa" w:w="3629"/>
             <w:vAlign w:val="center"/>
             <w:shd w:fill="FFFFFF"/>
             <w:tcBorders>
@@ -4471,7 +4411,7 @@
         </w:trPr>
         <w:tc>
           <w:tcPr>
-            <w:tcW w:type="dxa" w:w="720"/>
+            <w:tcW w:type="dxa" w:w="648"/>
             <w:vAlign w:val="center"/>
             <w:shd w:fill="F2F5F6"/>
             <w:tcBorders>
@@ -4501,7 +4441,7 @@
         </w:tc>
         <w:tc>
           <w:tcPr>
-            <w:tcW w:type="dxa" w:w="3024"/>
+            <w:tcW w:type="dxa" w:w="2736"/>
             <w:vAlign w:val="center"/>
             <w:shd w:fill="F2F5F6"/>
             <w:tcBorders>
@@ -4530,7 +4470,7 @@
         </w:tc>
         <w:tc>
           <w:tcPr>
-            <w:tcW w:type="dxa" w:w="3096"/>
+            <w:tcW w:type="dxa" w:w="3168"/>
             <w:vAlign w:val="center"/>
             <w:shd w:fill="F2F5F6"/>
             <w:tcBorders>
@@ -4559,7 +4499,7 @@
         </w:tc>
         <w:tc>
           <w:tcPr>
-            <w:tcW w:type="dxa" w:w="3341"/>
+            <w:tcW w:type="dxa" w:w="3629"/>
             <w:vAlign w:val="center"/>
             <w:shd w:fill="F2F5F6"/>
             <w:tcBorders>
@@ -4594,7 +4534,7 @@
         </w:trPr>
         <w:tc>
           <w:tcPr>
-            <w:tcW w:type="dxa" w:w="720"/>
+            <w:tcW w:type="dxa" w:w="648"/>
             <w:vAlign w:val="center"/>
             <w:shd w:fill="FFFFFF"/>
             <w:tcBorders>
@@ -4624,7 +4564,7 @@
         </w:tc>
         <w:tc>
           <w:tcPr>
-            <w:tcW w:type="dxa" w:w="3024"/>
+            <w:tcW w:type="dxa" w:w="2736"/>
             <w:vAlign w:val="center"/>
             <w:shd w:fill="FFFFFF"/>
             <w:tcBorders>
@@ -4653,7 +4593,7 @@
         </w:tc>
         <w:tc>
           <w:tcPr>
-            <w:tcW w:type="dxa" w:w="3096"/>
+            <w:tcW w:type="dxa" w:w="3168"/>
             <w:vAlign w:val="center"/>
             <w:shd w:fill="FFFFFF"/>
             <w:tcBorders>
@@ -4682,7 +4622,7 @@
         </w:tc>
         <w:tc>
           <w:tcPr>
-            <w:tcW w:type="dxa" w:w="3341"/>
+            <w:tcW w:type="dxa" w:w="3629"/>
             <w:vAlign w:val="center"/>
             <w:shd w:fill="FFFFFF"/>
             <w:tcBorders>
@@ -4721,25 +4661,30 @@
         <w:rPr>
           <w:b/>
         </w:rPr>
-        <w:t xml:space="preserve">My explanation </w:t>
+        <w:t xml:space="preserve">Build </w:t>
       </w:r>
       <w:r>
-        <w:t>What evidence will show that your mission worked next week?</w:t>
+        <w:t>A small community mission scene</w:t>
       </w:r>
     </w:p>
     <w:p>
       <w:r>
-        <w:t>________________________________________________________________________</w:t>
+        <w:t>Hand-test result __________  One change we made __________________________</w:t>
       </w:r>
     </w:p>
     <w:p>
       <w:r>
-        <w:t>________________________________________________________________________</w:t>
+        <w:t>Driver turns: A [ ] B [ ] C [ ]    Each child handled and observed: [ ]</w:t>
       </w:r>
     </w:p>
     <w:p>
       <w:r>
-        <w:t>Driver turns completed: Student A □   Student B □    Saved as __________________</w:t>
+        <w:t>Share aloud: What did you learn while combining your mission? What did you observe in your first complete test?</w:t>
+      </w:r>
+    </w:p>
+    <w:p>
+      <w:r>
+        <w:t>Next idea ______________________    Saved as ____________________________</w:t>
       </w:r>
     </w:p>
     <w:p>
@@ -4757,7 +4702,7 @@
     </w:p>
     <w:p>
       <w:r>
-        <w:t>Pair ID __________  Student IDs __________  Date __________</w:t>
+        <w:t>Team ID ____    Student IDs A ____ B ____ C ____    Date __________</w:t>
       </w:r>
     </w:p>
     <w:p>
@@ -4765,7 +4710,7 @@
         <w:rPr>
           <w:b/>
         </w:rPr>
-        <w:t xml:space="preserve">Our challenge </w:t>
+        <w:t xml:space="preserve">Robot challenge </w:t>
       </w:r>
       <w:r>
         <w:t>A short public demonstration</w:t>
@@ -4773,15 +4718,10 @@
     </w:p>
     <w:p>
       <w:r>
-        <w:t>Explain your user and mission, run your saved program, and describe the actual result. Each partner explains one part. A failed run still gives you something useful to explain.</w:t>
-      </w:r>
-    </w:p>
-    <w:p>
-      <w:r>
         <w:rPr>
           <w:b/>
         </w:rPr>
-        <w:t xml:space="preserve">Think before running </w:t>
+        <w:t xml:space="preserve">Predict together </w:t>
       </w:r>
       <w:r>
         <w:t>Before the demo, predict the stop reason. What will you explain if the robot stops for a limit instead of detecting its target?</w:t>
@@ -4789,7 +4729,7 @@
     </w:p>
     <w:p>
       <w:r>
-        <w:t>________________________________________________________________________</w:t>
+        <w:t>Our prediction ________________________________________________________</w:t>
       </w:r>
     </w:p>
     <w:p>
@@ -4822,12 +4762,12 @@
     </w:p>
     <w:p>
       <w:r>
-        <w:t>This is a reading card. Your mentor supplies the full runnable project.</w:t>
+        <w:t>Read this fragment. Use the full project supplied by your mentor.</w:t>
       </w:r>
     </w:p>
     <w:p>
       <w:r>
-        <w:t>Our measured dark reading ______  light reading ______  chosen threshold ______</w:t>
+        <w:t>If using the marker: dark ____ light ____ threshold ____. Parking: start gap ____ mm.</w:t>
       </w:r>
     </w:p>
     <w:tbl>
@@ -4838,10 +4778,10 @@
         <w:tblLook w:firstColumn="1" w:firstRow="1" w:lastColumn="0" w:lastRow="0" w:noHBand="0" w:noVBand="1" w:val="04A0"/>
       </w:tblPr>
       <w:tblGrid>
-        <w:gridCol w:w="720"/>
-        <w:gridCol w:w="3024"/>
-        <w:gridCol w:w="3096"/>
-        <w:gridCol w:w="3341"/>
+        <w:gridCol w:w="648"/>
+        <w:gridCol w:w="2736"/>
+        <w:gridCol w:w="3168"/>
+        <w:gridCol w:w="3629"/>
       </w:tblGrid>
       <w:tr>
         <w:trPr>
@@ -4850,7 +4790,7 @@
         </w:trPr>
         <w:tc>
           <w:tcPr>
-            <w:tcW w:type="dxa" w:w="720"/>
+            <w:tcW w:type="dxa" w:w="648"/>
             <w:vAlign w:val="center"/>
             <w:shd w:fill="243E50"/>
             <w:tcBorders>
@@ -4876,13 +4816,13 @@
                 <w:color w:val="FFFFFF"/>
                 <w:sz w:val="18"/>
               </w:rPr>
-              <w:t>Trial</w:t>
+              <w:t>Run</w:t>
             </w:r>
           </w:p>
         </w:tc>
         <w:tc>
           <w:tcPr>
-            <w:tcW w:type="dxa" w:w="3024"/>
+            <w:tcW w:type="dxa" w:w="2736"/>
             <w:vAlign w:val="center"/>
             <w:shd w:fill="243E50"/>
             <w:tcBorders>
@@ -4908,13 +4848,13 @@
                 <w:color w:val="FFFFFF"/>
                 <w:sz w:val="18"/>
               </w:rPr>
-              <w:t>What we changed</w:t>
+              <w:t>One change</w:t>
             </w:r>
           </w:p>
         </w:tc>
         <w:tc>
           <w:tcPr>
-            <w:tcW w:type="dxa" w:w="3096"/>
+            <w:tcW w:type="dxa" w:w="3168"/>
             <w:vAlign w:val="center"/>
             <w:shd w:fill="243E50"/>
             <w:tcBorders>
@@ -4940,13 +4880,13 @@
                 <w:color w:val="FFFFFF"/>
                 <w:sz w:val="18"/>
               </w:rPr>
-              <w:t>Our prediction</w:t>
+              <w:t>Prediction</w:t>
             </w:r>
           </w:p>
         </w:tc>
         <w:tc>
           <w:tcPr>
-            <w:tcW w:type="dxa" w:w="3341"/>
+            <w:tcW w:type="dxa" w:w="3629"/>
             <w:vAlign w:val="center"/>
             <w:shd w:fill="243E50"/>
             <w:tcBorders>
@@ -4984,7 +4924,7 @@
         </w:trPr>
         <w:tc>
           <w:tcPr>
-            <w:tcW w:type="dxa" w:w="720"/>
+            <w:tcW w:type="dxa" w:w="648"/>
             <w:vAlign w:val="center"/>
             <w:shd w:fill="FFFFFF"/>
             <w:tcBorders>
@@ -5014,7 +4954,7 @@
         </w:tc>
         <w:tc>
           <w:tcPr>
-            <w:tcW w:type="dxa" w:w="3024"/>
+            <w:tcW w:type="dxa" w:w="2736"/>
             <w:vAlign w:val="center"/>
             <w:shd w:fill="FFFFFF"/>
             <w:tcBorders>
@@ -5043,7 +4983,7 @@
         </w:tc>
         <w:tc>
           <w:tcPr>
-            <w:tcW w:type="dxa" w:w="3096"/>
+            <w:tcW w:type="dxa" w:w="3168"/>
             <w:vAlign w:val="center"/>
             <w:shd w:fill="FFFFFF"/>
             <w:tcBorders>
@@ -5072,7 +5012,7 @@
         </w:tc>
         <w:tc>
           <w:tcPr>
-            <w:tcW w:type="dxa" w:w="3341"/>
+            <w:tcW w:type="dxa" w:w="3629"/>
             <w:vAlign w:val="center"/>
             <w:shd w:fill="FFFFFF"/>
             <w:tcBorders>
@@ -5107,7 +5047,7 @@
         </w:trPr>
         <w:tc>
           <w:tcPr>
-            <w:tcW w:type="dxa" w:w="720"/>
+            <w:tcW w:type="dxa" w:w="648"/>
             <w:vAlign w:val="center"/>
             <w:shd w:fill="F2F5F6"/>
             <w:tcBorders>
@@ -5137,7 +5077,7 @@
         </w:tc>
         <w:tc>
           <w:tcPr>
-            <w:tcW w:type="dxa" w:w="3024"/>
+            <w:tcW w:type="dxa" w:w="2736"/>
             <w:vAlign w:val="center"/>
             <w:shd w:fill="F2F5F6"/>
             <w:tcBorders>
@@ -5166,7 +5106,7 @@
         </w:tc>
         <w:tc>
           <w:tcPr>
-            <w:tcW w:type="dxa" w:w="3096"/>
+            <w:tcW w:type="dxa" w:w="3168"/>
             <w:vAlign w:val="center"/>
             <w:shd w:fill="F2F5F6"/>
             <w:tcBorders>
@@ -5195,7 +5135,7 @@
         </w:tc>
         <w:tc>
           <w:tcPr>
-            <w:tcW w:type="dxa" w:w="3341"/>
+            <w:tcW w:type="dxa" w:w="3629"/>
             <w:vAlign w:val="center"/>
             <w:shd w:fill="F2F5F6"/>
             <w:tcBorders>
@@ -5230,7 +5170,7 @@
         </w:trPr>
         <w:tc>
           <w:tcPr>
-            <w:tcW w:type="dxa" w:w="720"/>
+            <w:tcW w:type="dxa" w:w="648"/>
             <w:vAlign w:val="center"/>
             <w:shd w:fill="FFFFFF"/>
             <w:tcBorders>
@@ -5260,7 +5200,7 @@
         </w:tc>
         <w:tc>
           <w:tcPr>
-            <w:tcW w:type="dxa" w:w="3024"/>
+            <w:tcW w:type="dxa" w:w="2736"/>
             <w:vAlign w:val="center"/>
             <w:shd w:fill="FFFFFF"/>
             <w:tcBorders>
@@ -5289,7 +5229,7 @@
         </w:tc>
         <w:tc>
           <w:tcPr>
-            <w:tcW w:type="dxa" w:w="3096"/>
+            <w:tcW w:type="dxa" w:w="3168"/>
             <w:vAlign w:val="center"/>
             <w:shd w:fill="FFFFFF"/>
             <w:tcBorders>
@@ -5318,7 +5258,7 @@
         </w:tc>
         <w:tc>
           <w:tcPr>
-            <w:tcW w:type="dxa" w:w="3341"/>
+            <w:tcW w:type="dxa" w:w="3629"/>
             <w:vAlign w:val="center"/>
             <w:shd w:fill="FFFFFF"/>
             <w:tcBorders>
@@ -5357,25 +5297,30 @@
         <w:rPr>
           <w:b/>
         </w:rPr>
-        <w:t xml:space="preserve">My explanation </w:t>
+        <w:t xml:space="preserve">Build </w:t>
       </w:r>
       <w:r>
-        <w:t>What can you now explain or do that you could not do at the beginning? What would you like to try next?</w:t>
+        <w:t>A working exhibit for the showcase</w:t>
       </w:r>
     </w:p>
     <w:p>
       <w:r>
-        <w:t>________________________________________________________________________</w:t>
+        <w:t>Hand-test result __________  One change we made __________________________</w:t>
       </w:r>
     </w:p>
     <w:p>
       <w:r>
-        <w:t>________________________________________________________________________</w:t>
+        <w:t>Driver turns: A [ ] B [ ] C [ ]    Each child handled and observed: [ ]</w:t>
       </w:r>
     </w:p>
     <w:p>
       <w:r>
-        <w:t>Driver turns completed: Student A □   Student B □    Saved as __________________</w:t>
+        <w:t>Share aloud: What can you explain or do now? What did you notice in today’s demonstrations?</w:t>
+      </w:r>
+    </w:p>
+    <w:p>
+      <w:r>
+        <w:t>Next idea ______________________    Saved as ____________________________</w:t>
       </w:r>
     </w:p>
     <w:p>
@@ -5393,12 +5338,12 @@
     </w:p>
     <w:p>
       <w:r>
-        <w:t>Student ID __________________    Date __________________</w:t>
+        <w:t>Student ID __________    Date __________</w:t>
       </w:r>
     </w:p>
     <w:p>
       <w:r>
-        <w:t>Answer independently before the showcase. Explain your thinking. Your mentor can read the question aloud without giving the answer.</w:t>
+        <w:t>Answer independently before the Week 8 briefing. Your mentor may read the questions without giving answers.</w:t>
       </w:r>
     </w:p>
     <w:p>
@@ -5410,6 +5355,11 @@
       </w:r>
       <w:r>
         <w:t>A recipe says: show Y, drive, show D. Which action happens second?</w:t>
+      </w:r>
+    </w:p>
+    <w:p>
+      <w:r>
+        <w:t>________________________________________________________________________</w:t>
       </w:r>
     </w:p>
     <w:p>
@@ -5435,6 +5385,11 @@
     </w:p>
     <w:p>
       <w:r>
+        <w:t>________________________________________________________________________</w:t>
+      </w:r>
+    </w:p>
+    <w:p>
+      <w:r>
         <w:rPr>
           <w:b/>
         </w:rPr>
@@ -5442,6 +5397,11 @@
       </w:r>
       <w:r>
         <w:t>A loop repeats drive then turn three times. How many drive actions happen?</w:t>
+      </w:r>
+    </w:p>
+    <w:p>
+      <w:r>
+        <w:t>________________________________________________________________________</w:t>
       </w:r>
     </w:p>
     <w:p>
@@ -5467,32 +5427,17 @@
     </w:p>
     <w:p>
       <w:r>
-        <w:t>I can explain how a robot program works. Circle one: 1 Not yet   2 A little   3 With help   4 Mostly   5 Confidently</w:t>
-      </w:r>
-    </w:p>
-    <w:p>
-      <w:r>
-        <w:t>I would like to try more robotics. Circle one: Yes / Maybe / No / Prefer not to answer</w:t>
-      </w:r>
-    </w:p>
-    <w:p>
-      <w:r>
-        <w:t>A useful thing my partner helped me understand was</w:t>
-      </w:r>
-    </w:p>
-    <w:p>
-      <w:r>
         <w:t>________________________________________________________________________</w:t>
       </w:r>
     </w:p>
     <w:p>
       <w:r>
-        <w:t>A question or project I would like to explore next is</w:t>
+        <w:t>I can explain a robot program: 1 Not yet / 2 A little / 3 With help / 4 Mostly / 5 Confidently</w:t>
       </w:r>
     </w:p>
     <w:p>
       <w:r>
-        <w:t>________________________________________________________________________</w:t>
+        <w:t>More robotics? Yes / Maybe / No / Prefer not to answer. My next project idea: ______________</w:t>
       </w:r>
     </w:p>
     <w:p>
@@ -5505,12 +5450,12 @@
         <w:pStyle w:val="Heading1"/>
       </w:pPr>
       <w:r>
-        <w:t>Python recipe cards</w:t>
+        <w:t>Reading the robot recipe</w:t>
       </w:r>
     </w:p>
     <w:p>
       <w:r>
-        <w:t>These small examples go inside the supplied student_recipe function unless the card says otherwise. Indentation matters. Do not paste a fragment over the complete project.</w:t>
+        <w:t>Edit the small student_recipe section in the complete project. Helpers, ports and safety limits are prepared by mentors. Ask before changing them.</w:t>
       </w:r>
     </w:p>
     <w:tbl>
@@ -5521,9 +5466,8 @@
         <w:tblLook w:firstColumn="1" w:firstRow="1" w:lastColumn="0" w:lastRow="0" w:noHBand="0" w:noVBand="1" w:val="04A0"/>
       </w:tblPr>
       <w:tblGrid>
-        <w:gridCol w:w="1440"/>
-        <w:gridCol w:w="4320"/>
-        <w:gridCol w:w="4421"/>
+        <w:gridCol w:w="4464"/>
+        <w:gridCol w:w="5717"/>
       </w:tblGrid>
       <w:tr>
         <w:trPr>
@@ -5532,7 +5476,7 @@
         </w:trPr>
         <w:tc>
           <w:tcPr>
-            <w:tcW w:type="dxa" w:w="1440"/>
+            <w:tcW w:type="dxa" w:w="4464"/>
             <w:vAlign w:val="center"/>
             <w:shd w:fill="243E50"/>
             <w:tcBorders>
@@ -5558,45 +5502,13 @@
                 <w:color w:val="FFFFFF"/>
                 <w:sz w:val="18"/>
               </w:rPr>
-              <w:t>Idea</w:t>
+              <w:t>Example</w:t>
             </w:r>
           </w:p>
         </w:tc>
         <w:tc>
           <w:tcPr>
-            <w:tcW w:type="dxa" w:w="4320"/>
-            <w:vAlign w:val="center"/>
-            <w:shd w:fill="243E50"/>
-            <w:tcBorders>
-              <w:top w:val="single" w:sz="4" w:color="D9D9D9"/>
-              <w:left w:val="single" w:sz="4" w:color="D9D9D9"/>
-              <w:bottom w:val="single" w:sz="4" w:color="D9D9D9"/>
-              <w:right w:val="single" w:sz="4" w:color="D9D9D9"/>
-            </w:tcBorders>
-            <w:tcMar>
-              <w:top w:w="70" w:type="dxa"/>
-              <w:bottom w:w="70" w:type="dxa"/>
-              <w:left w:w="90" w:type="dxa"/>
-              <w:right w:w="90" w:type="dxa"/>
-            </w:tcMar>
-          </w:tcPr>
-          <w:p>
-            <w:pPr>
-              <w:spacing w:after="20" w:line="240" w:lineRule="auto"/>
-            </w:pPr>
-            <w:r>
-              <w:rPr>
-                <w:b/>
-                <w:color w:val="FFFFFF"/>
-                <w:sz w:val="18"/>
-              </w:rPr>
-              <w:t>Code to read</w:t>
-            </w:r>
-          </w:p>
-        </w:tc>
-        <w:tc>
-          <w:tcPr>
-            <w:tcW w:type="dxa" w:w="4421"/>
+            <w:tcW w:type="dxa" w:w="5717"/>
             <w:vAlign w:val="center"/>
             <w:shd w:fill="243E50"/>
             <w:tcBorders>
@@ -5633,37 +5545,7 @@
         </w:trPr>
         <w:tc>
           <w:tcPr>
-            <w:tcW w:type="dxa" w:w="1440"/>
-            <w:vAlign w:val="center"/>
-            <w:shd w:fill="FFFFFF"/>
-            <w:tcBorders>
-              <w:top w:val="single" w:sz="4" w:color="D9D9D9"/>
-              <w:left w:val="single" w:sz="4" w:color="D9D9D9"/>
-              <w:bottom w:val="single" w:sz="4" w:color="D9D9D9"/>
-              <w:right w:val="single" w:sz="4" w:color="D9D9D9"/>
-            </w:tcBorders>
-            <w:tcMar>
-              <w:top w:w="70" w:type="dxa"/>
-              <w:bottom w:w="70" w:type="dxa"/>
-              <w:left w:w="90" w:type="dxa"/>
-              <w:right w:w="90" w:type="dxa"/>
-            </w:tcMar>
-          </w:tcPr>
-          <w:p>
-            <w:pPr>
-              <w:spacing w:after="20" w:line="240" w:lineRule="auto"/>
-            </w:pPr>
-            <w:r>
-              <w:rPr>
-                <w:sz w:val="18"/>
-              </w:rPr>
-              <w:t>Action</w:t>
-            </w:r>
-          </w:p>
-        </w:tc>
-        <w:tc>
-          <w:tcPr>
-            <w:tcW w:type="dxa" w:w="4320"/>
+            <w:tcW w:type="dxa" w:w="4464"/>
             <w:vAlign w:val="center"/>
             <w:shd w:fill="FFFFFF"/>
             <w:tcBorders>
@@ -5693,7 +5575,7 @@
         </w:tc>
         <w:tc>
           <w:tcPr>
-            <w:tcW w:type="dxa" w:w="4421"/>
+            <w:tcW w:type="dxa" w:w="5717"/>
             <w:vAlign w:val="center"/>
             <w:shd w:fill="FFFFFF"/>
             <w:tcBorders>
@@ -5717,7 +5599,7 @@
               <w:rPr>
                 <w:sz w:val="18"/>
               </w:rPr>
-              <w:t>Show one letter and let the action complete</w:t>
+              <w:t>Show a letter</w:t>
             </w:r>
           </w:p>
         </w:tc>
@@ -5728,37 +5610,7 @@
         </w:trPr>
         <w:tc>
           <w:tcPr>
-            <w:tcW w:type="dxa" w:w="1440"/>
-            <w:vAlign w:val="center"/>
-            <w:shd w:fill="F2F5F6"/>
-            <w:tcBorders>
-              <w:top w:val="single" w:sz="4" w:color="D9D9D9"/>
-              <w:left w:val="single" w:sz="4" w:color="D9D9D9"/>
-              <w:bottom w:val="single" w:sz="4" w:color="D9D9D9"/>
-              <w:right w:val="single" w:sz="4" w:color="D9D9D9"/>
-            </w:tcBorders>
-            <w:tcMar>
-              <w:top w:w="70" w:type="dxa"/>
-              <w:bottom w:w="70" w:type="dxa"/>
-              <w:left w:w="90" w:type="dxa"/>
-              <w:right w:w="90" w:type="dxa"/>
-            </w:tcMar>
-          </w:tcPr>
-          <w:p>
-            <w:pPr>
-              <w:spacing w:after="20" w:line="240" w:lineRule="auto"/>
-            </w:pPr>
-            <w:r>
-              <w:rPr>
-                <w:sz w:val="18"/>
-              </w:rPr>
-              <w:t>Pause</w:t>
-            </w:r>
-          </w:p>
-        </w:tc>
-        <w:tc>
-          <w:tcPr>
-            <w:tcW w:type="dxa" w:w="4320"/>
+            <w:tcW w:type="dxa" w:w="4464"/>
             <w:vAlign w:val="center"/>
             <w:shd w:fill="F2F5F6"/>
             <w:tcBorders>
@@ -5788,7 +5640,7 @@
         </w:tc>
         <w:tc>
           <w:tcPr>
-            <w:tcW w:type="dxa" w:w="4421"/>
+            <w:tcW w:type="dxa" w:w="5717"/>
             <w:vAlign w:val="center"/>
             <w:shd w:fill="F2F5F6"/>
             <w:tcBorders>
@@ -5812,7 +5664,7 @@
               <w:rPr>
                 <w:sz w:val="18"/>
               </w:rPr>
-              <w:t>Wait 500 milliseconds, which is half a second</w:t>
+              <w:t>Wait half a second</w:t>
             </w:r>
           </w:p>
         </w:tc>
@@ -5823,37 +5675,7 @@
         </w:trPr>
         <w:tc>
           <w:tcPr>
-            <w:tcW w:type="dxa" w:w="1440"/>
-            <w:vAlign w:val="center"/>
-            <w:shd w:fill="FFFFFF"/>
-            <w:tcBorders>
-              <w:top w:val="single" w:sz="4" w:color="D9D9D9"/>
-              <w:left w:val="single" w:sz="4" w:color="D9D9D9"/>
-              <w:bottom w:val="single" w:sz="4" w:color="D9D9D9"/>
-              <w:right w:val="single" w:sz="4" w:color="D9D9D9"/>
-            </w:tcBorders>
-            <w:tcMar>
-              <w:top w:w="70" w:type="dxa"/>
-              <w:bottom w:w="70" w:type="dxa"/>
-              <w:left w:w="90" w:type="dxa"/>
-              <w:right w:w="90" w:type="dxa"/>
-            </w:tcMar>
-          </w:tcPr>
-          <w:p>
-            <w:pPr>
-              <w:spacing w:after="20" w:line="240" w:lineRule="auto"/>
-            </w:pPr>
-            <w:r>
-              <w:rPr>
-                <w:sz w:val="18"/>
-              </w:rPr>
-              <w:t>Movement</w:t>
-            </w:r>
-          </w:p>
-        </w:tc>
-        <w:tc>
-          <w:tcPr>
-            <w:tcW w:type="dxa" w:w="4320"/>
+            <w:tcW w:type="dxa" w:w="4464"/>
             <w:vAlign w:val="center"/>
             <w:shd w:fill="FFFFFF"/>
             <w:tcBorders>
@@ -5883,7 +5705,7 @@
         </w:tc>
         <w:tc>
           <w:tcPr>
-            <w:tcW w:type="dxa" w:w="4421"/>
+            <w:tcW w:type="dxa" w:w="5717"/>
             <w:vAlign w:val="center"/>
             <w:shd w:fill="FFFFFF"/>
             <w:tcBorders>
@@ -5907,7 +5729,7 @@
               <w:rPr>
                 <w:sz w:val="18"/>
               </w:rPr>
-              <w:t>Rotate the paired wheels by 180 degrees</w:t>
+              <w:t>Turn the wheels half a rotation</w:t>
             </w:r>
           </w:p>
         </w:tc>
@@ -5918,37 +5740,7 @@
         </w:trPr>
         <w:tc>
           <w:tcPr>
-            <w:tcW w:type="dxa" w:w="1440"/>
-            <w:vAlign w:val="center"/>
-            <w:shd w:fill="F2F5F6"/>
-            <w:tcBorders>
-              <w:top w:val="single" w:sz="4" w:color="D9D9D9"/>
-              <w:left w:val="single" w:sz="4" w:color="D9D9D9"/>
-              <w:bottom w:val="single" w:sz="4" w:color="D9D9D9"/>
-              <w:right w:val="single" w:sz="4" w:color="D9D9D9"/>
-            </w:tcBorders>
-            <w:tcMar>
-              <w:top w:w="70" w:type="dxa"/>
-              <w:bottom w:w="70" w:type="dxa"/>
-              <w:left w:w="90" w:type="dxa"/>
-              <w:right w:w="90" w:type="dxa"/>
-            </w:tcMar>
-          </w:tcPr>
-          <w:p>
-            <w:pPr>
-              <w:spacing w:after="20" w:line="240" w:lineRule="auto"/>
-            </w:pPr>
-            <w:r>
-              <w:rPr>
-                <w:sz w:val="18"/>
-              </w:rPr>
-              <w:t>Variable</w:t>
-            </w:r>
-          </w:p>
-        </w:tc>
-        <w:tc>
-          <w:tcPr>
-            <w:tcW w:type="dxa" w:w="4320"/>
+            <w:tcW w:type="dxa" w:w="4464"/>
             <w:vAlign w:val="center"/>
             <w:shd w:fill="F2F5F6"/>
             <w:tcBorders>
@@ -5973,14 +5765,12 @@
                 <w:sz w:val="18"/>
               </w:rPr>
               <w:t>travel = 180</w:t>
-              <w:br/>
-              <w:t>await drive(travel)</w:t>
             </w:r>
           </w:p>
         </w:tc>
         <w:tc>
           <w:tcPr>
-            <w:tcW w:type="dxa" w:w="4421"/>
+            <w:tcW w:type="dxa" w:w="5717"/>
             <w:vAlign w:val="center"/>
             <w:shd w:fill="F2F5F6"/>
             <w:tcBorders>
@@ -6004,7 +5794,7 @@
               <w:rPr>
                 <w:sz w:val="18"/>
               </w:rPr>
-              <w:t>Give a value a name and use it</w:t>
+              <w:t>Give a number a name</w:t>
             </w:r>
           </w:p>
         </w:tc>
@@ -6015,37 +5805,7 @@
         </w:trPr>
         <w:tc>
           <w:tcPr>
-            <w:tcW w:type="dxa" w:w="1440"/>
-            <w:vAlign w:val="center"/>
-            <w:shd w:fill="FFFFFF"/>
-            <w:tcBorders>
-              <w:top w:val="single" w:sz="4" w:color="D9D9D9"/>
-              <w:left w:val="single" w:sz="4" w:color="D9D9D9"/>
-              <w:bottom w:val="single" w:sz="4" w:color="D9D9D9"/>
-              <w:right w:val="single" w:sz="4" w:color="D9D9D9"/>
-            </w:tcBorders>
-            <w:tcMar>
-              <w:top w:w="70" w:type="dxa"/>
-              <w:bottom w:w="70" w:type="dxa"/>
-              <w:left w:w="90" w:type="dxa"/>
-              <w:right w:w="90" w:type="dxa"/>
-            </w:tcMar>
-          </w:tcPr>
-          <w:p>
-            <w:pPr>
-              <w:spacing w:after="20" w:line="240" w:lineRule="auto"/>
-            </w:pPr>
-            <w:r>
-              <w:rPr>
-                <w:sz w:val="18"/>
-              </w:rPr>
-              <w:t>Loop</w:t>
-            </w:r>
-          </w:p>
-        </w:tc>
-        <w:tc>
-          <w:tcPr>
-            <w:tcW w:type="dxa" w:w="4320"/>
+            <w:tcW w:type="dxa" w:w="4464"/>
             <w:vAlign w:val="center"/>
             <w:shd w:fill="FFFFFF"/>
             <w:tcBorders>
@@ -6070,14 +5830,12 @@
                 <w:sz w:val="18"/>
               </w:rPr>
               <w:t>for beat in range(3):</w:t>
-              <w:br/>
-              <w:t xml:space="preserve">    await drive(90)</w:t>
             </w:r>
           </w:p>
         </w:tc>
         <w:tc>
           <w:tcPr>
-            <w:tcW w:type="dxa" w:w="4421"/>
+            <w:tcW w:type="dxa" w:w="5717"/>
             <w:vAlign w:val="center"/>
             <w:shd w:fill="FFFFFF"/>
             <w:tcBorders>
@@ -6101,7 +5859,7 @@
               <w:rPr>
                 <w:sz w:val="18"/>
               </w:rPr>
-              <w:t>Repeat the indented action three times</w:t>
+              <w:t>Repeat the indented actions three times</w:t>
             </w:r>
           </w:p>
         </w:tc>
@@ -6112,37 +5870,7 @@
         </w:trPr>
         <w:tc>
           <w:tcPr>
-            <w:tcW w:type="dxa" w:w="1440"/>
-            <w:vAlign w:val="center"/>
-            <w:shd w:fill="F2F5F6"/>
-            <w:tcBorders>
-              <w:top w:val="single" w:sz="4" w:color="D9D9D9"/>
-              <w:left w:val="single" w:sz="4" w:color="D9D9D9"/>
-              <w:bottom w:val="single" w:sz="4" w:color="D9D9D9"/>
-              <w:right w:val="single" w:sz="4" w:color="D9D9D9"/>
-            </w:tcBorders>
-            <w:tcMar>
-              <w:top w:w="70" w:type="dxa"/>
-              <w:bottom w:w="70" w:type="dxa"/>
-              <w:left w:w="90" w:type="dxa"/>
-              <w:right w:w="90" w:type="dxa"/>
-            </w:tcMar>
-          </w:tcPr>
-          <w:p>
-            <w:pPr>
-              <w:spacing w:after="20" w:line="240" w:lineRule="auto"/>
-            </w:pPr>
-            <w:r>
-              <w:rPr>
-                <w:sz w:val="18"/>
-              </w:rPr>
-              <w:t>Decision</w:t>
-            </w:r>
-          </w:p>
-        </w:tc>
-        <w:tc>
-          <w:tcPr>
-            <w:tcW w:type="dxa" w:w="4320"/>
+            <w:tcW w:type="dxa" w:w="4464"/>
             <w:vAlign w:val="center"/>
             <w:shd w:fill="F2F5F6"/>
             <w:tcBorders>
@@ -6167,14 +5895,12 @@
                 <w:sz w:val="18"/>
               </w:rPr>
               <w:t>if reading &lt; threshold:</w:t>
-              <w:br/>
-              <w:t xml:space="preserve">    await signal("M")</w:t>
             </w:r>
           </w:p>
         </w:tc>
         <w:tc>
           <w:tcPr>
-            <w:tcW w:type="dxa" w:w="4421"/>
+            <w:tcW w:type="dxa" w:w="5717"/>
             <w:vAlign w:val="center"/>
             <w:shd w:fill="F2F5F6"/>
             <w:tcBorders>
@@ -6198,7 +5924,7 @@
               <w:rPr>
                 <w:sz w:val="18"/>
               </w:rPr>
-              <w:t>Act when the comparison is true</w:t>
+              <w:t>Choose an action when the comparison is true</w:t>
             </w:r>
           </w:p>
         </w:tc>
@@ -6209,37 +5935,7 @@
         </w:trPr>
         <w:tc>
           <w:tcPr>
-            <w:tcW w:type="dxa" w:w="1440"/>
-            <w:vAlign w:val="center"/>
-            <w:shd w:fill="FFFFFF"/>
-            <w:tcBorders>
-              <w:top w:val="single" w:sz="4" w:color="D9D9D9"/>
-              <w:left w:val="single" w:sz="4" w:color="D9D9D9"/>
-              <w:bottom w:val="single" w:sz="4" w:color="D9D9D9"/>
-              <w:right w:val="single" w:sz="4" w:color="D9D9D9"/>
-            </w:tcBorders>
-            <w:tcMar>
-              <w:top w:w="70" w:type="dxa"/>
-              <w:bottom w:w="70" w:type="dxa"/>
-              <w:left w:w="90" w:type="dxa"/>
-              <w:right w:w="90" w:type="dxa"/>
-            </w:tcMar>
-          </w:tcPr>
-          <w:p>
-            <w:pPr>
-              <w:spacing w:after="20" w:line="240" w:lineRule="auto"/>
-            </w:pPr>
-            <w:r>
-              <w:rPr>
-                <w:sz w:val="18"/>
-              </w:rPr>
-              <w:t>Function call</w:t>
-            </w:r>
-          </w:p>
-        </w:tc>
-        <w:tc>
-          <w:tcPr>
-            <w:tcW w:type="dxa" w:w="4320"/>
+            <w:tcW w:type="dxa" w:w="4464"/>
             <w:vAlign w:val="center"/>
             <w:shd w:fill="FFFFFF"/>
             <w:tcBorders>
@@ -6269,7 +5965,7 @@
         </w:tc>
         <w:tc>
           <w:tcPr>
-            <w:tcW w:type="dxa" w:w="4421"/>
+            <w:tcW w:type="dxa" w:w="5717"/>
             <w:vAlign w:val="center"/>
             <w:shd w:fill="FFFFFF"/>
             <w:tcBorders>
@@ -6293,7 +5989,7 @@
               <w:rPr>
                 <w:sz w:val="18"/>
               </w:rPr>
-              <w:t>Run the named action defined elsewhere</w:t>
+              <w:t>Run the named action</w:t>
             </w:r>
           </w:p>
         </w:tc>
@@ -6309,25 +6005,12 @@
         <w:pStyle w:val="Heading2"/>
       </w:pPr>
       <w:r>
-        <w:t>Common repairs</w:t>
+        <w:t>Small repairs</w:t>
       </w:r>
     </w:p>
     <w:p>
       <w:r>
-        <w:t>A string needs quotation marks. A for or if line needs a colon. The lines inside a loop or condition are indented. A NameError often means a misspelled name or missing definition. A device error may mean the robot is connected to a different port. Ask your mentor before changing the support code.</w:t>
-      </w:r>
-    </w:p>
-    <w:p>
-      <w:pPr>
-        <w:pStyle w:val="Heading2"/>
-      </w:pPr>
-      <w:r>
-        <w:t>A helpful explanation</w:t>
-      </w:r>
-    </w:p>
-    <w:p>
-      <w:r>
-        <w:t>“I changed ___ because I predicted ___. The test showed ___. My next change would be ___.”</w:t>
+        <w:t>Keep quotation marks around letters. Keep the colon after a loop or decision. Preserve indentation. Wheel degrees are not centimeters or the robot’s heading. Measure the real result.</w:t>
       </w:r>
     </w:p>
     <w:sectPr>

--- a/02_Student/Student_Workbook.docx
+++ b/02_Student/Student_Workbook.docx
@@ -69,111 +69,75 @@
         <w:pStyle w:val="Heading1"/>
       </w:pPr>
       <w:r>
-        <w:t>Before we begin</w:t>
+        <w:t>Welcome to robotics</w:t>
       </w:r>
     </w:p>
     <w:p>
+      <w:pPr/>
       <w:r>
-        <w:t>Student ID __________    Date __________</w:t>
+        <w:t>Today you will make a robot move and build something for it.</w:t>
       </w:r>
     </w:p>
     <w:p>
+      <w:pPr>
+        <w:pStyle w:val="Heading2"/>
+      </w:pPr>
       <w:r>
-        <w:t>Answer on your own before the first demonstration. “Not sure” is fine. Your mentor may read a question without giving an answer.</w:t>
+        <w:t>Meet your team</w:t>
       </w:r>
     </w:p>
     <w:p>
+      <w:pPr/>
       <w:r>
-        <w:rPr>
-          <w:b/>
-        </w:rPr>
-        <w:t xml:space="preserve">1. </w:t>
-      </w:r>
-      <w:r>
-        <w:t>A recipe says: show Y, drive, show D. Which action happens second?</w:t>
+        <w:t>Meet your mentors and teammates. Everyone will get time to build and try the robot. Your mentor will help you with each new step.</w:t>
       </w:r>
     </w:p>
     <w:p>
+      <w:pPr>
+        <w:pStyle w:val="Heading2"/>
+      </w:pPr>
       <w:r>
-        <w:t>________________________________________________________________________</w:t>
+        <w:t>Watch a robot in action</w:t>
       </w:r>
     </w:p>
     <w:p>
+      <w:pPr/>
       <w:r>
-        <w:t>________________________________________________________________________</w:t>
+        <w:t>Watch the demonstration. You can share something you notice, ask a question or simply watch.</w:t>
       </w:r>
     </w:p>
     <w:p>
+      <w:pPr>
+        <w:pStyle w:val="Heading2"/>
+      </w:pPr>
       <w:r>
-        <w:rPr>
-          <w:b/>
-        </w:rPr>
-        <w:t xml:space="preserve">2. </w:t>
-      </w:r>
-      <w:r>
-        <w:t>travel = 180 is changed to travel = 360. If everything else stays the same, do you predict more travel, less travel, or exactly the same travel? Why?</w:t>
+        <w:t>Try an idea together</w:t>
       </w:r>
     </w:p>
     <w:p>
+      <w:pPr/>
       <w:r>
-        <w:t>________________________________________________________________________</w:t>
+        <w:t>Choose a signal for your robot and make a removable mascot. Try a small change and see what happens.</w:t>
       </w:r>
     </w:p>
     <w:p>
+      <w:pPr>
+        <w:pStyle w:val="Heading2"/>
+      </w:pPr>
       <w:r>
-        <w:t>________________________________________________________________________</w:t>
+        <w:t>Help each other</w:t>
       </w:r>
     </w:p>
     <w:p>
+      <w:pPr/>
       <w:r>
-        <w:rPr>
-          <w:b/>
-        </w:rPr>
-        <w:t xml:space="preserve">3. </w:t>
-      </w:r>
-      <w:r>
-        <w:t>A loop repeats drive then turn three times. How many drive actions happen?</w:t>
+        <w:t>Take turns with the controls and parts. Check that the lane is clear before starting. Anyone can call stop. Keep hands away while the robot moves.</w:t>
       </w:r>
     </w:p>
     <w:p>
+      <w:pPr/>
       <w:r>
-        <w:t>________________________________________________________________________</w:t>
-      </w:r>
-    </w:p>
-    <w:p>
-      <w:r>
-        <w:t>________________________________________________________________________</w:t>
-      </w:r>
-    </w:p>
-    <w:p>
-      <w:r>
-        <w:rPr>
-          <w:b/>
-        </w:rPr>
-        <w:t xml:space="preserve">4. </w:t>
-      </w:r>
-      <w:r>
-        <w:t>The robot parks when a valid gap is 150 mm or less. Should it park at 100 mm? Should it park at 200 mm?</w:t>
-      </w:r>
-    </w:p>
-    <w:p>
-      <w:r>
-        <w:t>________________________________________________________________________</w:t>
-      </w:r>
-    </w:p>
-    <w:p>
-      <w:r>
-        <w:t>________________________________________________________________________</w:t>
-      </w:r>
-    </w:p>
-    <w:p>
-      <w:r>
-        <w:t>I can explain a robot program: 1 Not yet / 2 A little / 3 With help / 4 Mostly / 5 Confidently</w:t>
-      </w:r>
-    </w:p>
-    <w:p>
-      <w:r>
-        <w:t>More robotics? Yes / Maybe / No / Prefer not to answer. Programmed before? Never / A few times / Often</w:t>
+        <w:t>There is time to explore, ask for help and try again.</w:t>
       </w:r>
     </w:p>
     <w:p>
